--- a/hin/docx/034.content.docx
+++ b/hin/docx/034.content.docx
@@ -150,26 +150,6 @@
           <w:lang w:val="hi_IN" w:bidi="hi_IN"/>
         </w:rPr>
         <w:t>टय</w:t>
-      </w:r>
-      <w:r>
-        <w:rPr>
-          <w:lang w:val="hi_IN" w:bidi="hi_IN"/>
-        </w:rPr>
-      </w:r>
-    </w:p>
-    <w:p>
-      <w:pPr/>
-      <w:r>
-        <w:rPr>
-          <w:lang w:val="hi_IN" w:bidi="hi_IN"/>
-        </w:rPr>
-      </w:r>
-      <w:r>
-        <w:rPr>
-          <w:i/>
-          <w:lang w:val="hi_IN" w:bidi="hi_IN"/>
-        </w:rPr>
-        <w:t>ट्यूलिप</w:t>
       </w:r>
       <w:r>
         <w:rPr>

--- a/hin/docx/034.content.docx
+++ b/hin/docx/034.content.docx
@@ -19,7 +19,7 @@
         <w:rPr>
           <w:lang w:val="hi_IN" w:bidi="hi_IN"/>
         </w:rPr>
-        <w:t>Resource: बाइबल कोश (टिंडेल)</w:t>
+        <w:t>Resource: Tyndale Open Bible Dictionary</w:t>
       </w:r>
       <w:r>
         <w:rPr>
@@ -112,7 +112,7 @@
         <w:rPr>
           <w:lang w:val="hi_IN" w:bidi="hi_IN"/>
         </w:rPr>
-        <w:t>बाइबल कोश (टिंडेल)</w:t>
+        <w:t>Tyndale Open Bible Dictionary</w:t>
       </w:r>
     </w:p>
     <w:p>

--- a/hin/docx/034.content.docx
+++ b/hin/docx/034.content.docx
@@ -149,7 +149,7 @@
         <w:rPr>
           <w:lang w:val="hi_IN" w:bidi="hi_IN"/>
         </w:rPr>
-        <w:t>टय</w:t>
+        <w:t>ठ</w:t>
       </w:r>
       <w:r>
         <w:rPr>
@@ -212,7 +212,7 @@
         <w:rPr>
           <w:lang w:val="hi_IN" w:bidi="hi_IN"/>
         </w:rPr>
-        <w:t>ट्यूलिप</w:t>
+        <w:t>ठीक है</w:t>
       </w:r>
       <w:r>
         <w:rPr>
@@ -231,7 +231,7 @@
         <w:rPr>
           <w:lang w:val="hi_IN" w:bidi="hi_IN"/>
         </w:rPr>
-        <w:t xml:space="preserve">ट्यूलिप एक फूलदार पौधा है जो कंद से उगता है। कई प्रकार के ट्यूलिप आसिया (एशिया) के मूल के हैं। </w:t>
+        <w:t>मनुष्य-निर्मित जलाशय जो या तो भूमिगत स्रोतो से या वर्षा जल से भरा होता है। क्योंकि बाइबिल में वर्णित दुनिया के अधिकांश भाग शुष्क से लेकर अर्ध-शुष्क स्थल तक है, इसलिए कुएं मनुष्यों, पशुओं और फसलों की सिंचाई के लिए जल का महत्वपूर्ण स्रोत थे। दुर्भाग्यवश, अधिकांश कुएँ जल का विश्वसनीय स्रोत नहीं थे, क्योंकि वे दुर्लभ वर्षा या अस्थायी स्रोत पर निर्भर थे (</w:t>
       </w:r>
       <w:hyperlink r:id="rId13">
         <w:r>
@@ -242,40 +242,122 @@
             <w:color w:val="0000EE"/>
             <w:u w:val="single"/>
           </w:rPr>
-          <w:t>श्रेष्ठगीत 2:1</w:t>
+          <w:t>नीति 25:26</w:t>
         </w:r>
       </w:hyperlink>
       <w:r>
         <w:rPr>
           <w:lang w:val="hi_IN" w:bidi="hi_IN"/>
         </w:rPr>
-        <w:t xml:space="preserve"> में उल्लेखित शारोन का गुलाब पहाड़ी ट्यूलिप (</w:t>
-      </w:r>
-      <w:r>
-        <w:rPr>
-          <w:i/>
-          <w:lang w:val="hi_IN" w:bidi="hi_IN"/>
-        </w:rPr>
-        <w:t>ट्यूलिपा मोंटाना</w:t>
-      </w:r>
-      <w:r>
-        <w:rPr>
-          <w:lang w:val="hi_IN" w:bidi="hi_IN"/>
-        </w:rPr>
-        <w:t>) या निकट से सम्बन्धित शारोन ट्यूलिप (</w:t>
-      </w:r>
-      <w:r>
-        <w:rPr>
-          <w:i/>
-          <w:lang w:val="hi_IN" w:bidi="hi_IN"/>
-        </w:rPr>
-        <w:t>ट्यूलिपा शारोनेन्सिस</w:t>
-      </w:r>
-      <w:r>
-        <w:rPr>
-          <w:lang w:val="hi_IN" w:bidi="hi_IN"/>
-        </w:rPr>
-        <w:t>) हो सकता है।</w:t>
+        <w:t>)। इसलिए जल के विश्वसनीय स्रोत की खोज बहुत हर्ष का कारण होती थी (</w:t>
+      </w:r>
+      <w:hyperlink r:id="rId14">
+        <w:r>
+          <w:rPr>
+            <w:lang w:val="hi_IN" w:bidi="hi_IN"/>
+          </w:rPr>
+          <w:rPr>
+            <w:color w:val="0000EE"/>
+            <w:u w:val="single"/>
+          </w:rPr>
+          <w:t>गिनती 21:17–18</w:t>
+        </w:r>
+      </w:hyperlink>
+      <w:r>
+        <w:rPr>
+          <w:lang w:val="hi_IN" w:bidi="hi_IN"/>
+        </w:rPr>
+        <w:t>) और अक्सर संघर्ष का कारण बनती थी (</w:t>
+      </w:r>
+      <w:hyperlink r:id="rId15">
+        <w:r>
+          <w:rPr>
+            <w:lang w:val="hi_IN" w:bidi="hi_IN"/>
+          </w:rPr>
+          <w:rPr>
+            <w:color w:val="0000EE"/>
+            <w:u w:val="single"/>
+          </w:rPr>
+          <w:t>उत्पत्ति 21:25–30</w:t>
+        </w:r>
+      </w:hyperlink>
+      <w:r>
+        <w:rPr>
+          <w:lang w:val="hi_IN" w:bidi="hi_IN"/>
+        </w:rPr>
+        <w:t xml:space="preserve">; </w:t>
+      </w:r>
+      <w:hyperlink r:id="rId16">
+        <w:r>
+          <w:rPr>
+            <w:lang w:val="hi_IN" w:bidi="hi_IN"/>
+          </w:rPr>
+          <w:rPr>
+            <w:color w:val="0000EE"/>
+            <w:u w:val="single"/>
+          </w:rPr>
+          <w:t>26:19–22</w:t>
+        </w:r>
+      </w:hyperlink>
+      <w:r>
+        <w:rPr>
+          <w:lang w:val="hi_IN" w:bidi="hi_IN"/>
+        </w:rPr>
+        <w:t xml:space="preserve">; </w:t>
+      </w:r>
+      <w:hyperlink r:id="rId17">
+        <w:r>
+          <w:rPr>
+            <w:lang w:val="hi_IN" w:bidi="hi_IN"/>
+          </w:rPr>
+          <w:rPr>
+            <w:color w:val="0000EE"/>
+            <w:u w:val="single"/>
+          </w:rPr>
+          <w:t>2 राजा 3:19</w:t>
+        </w:r>
+      </w:hyperlink>
+      <w:r>
+        <w:rPr>
+          <w:lang w:val="hi_IN" w:bidi="hi_IN"/>
+        </w:rPr>
+        <w:t>)। सफलतापूर्वक कुआं खोदना और अपने जल अधिकारों की रक्षा करना अक्सर संपत्ति के अधिकारों के महत्वपूर्ण निर्धारक के रूप में कार्य करता था। (</w:t>
+      </w:r>
+      <w:hyperlink r:id="rId15">
+        <w:r>
+          <w:rPr>
+            <w:lang w:val="hi_IN" w:bidi="hi_IN"/>
+          </w:rPr>
+          <w:rPr>
+            <w:color w:val="0000EE"/>
+            <w:u w:val="single"/>
+          </w:rPr>
+          <w:t>उत्पत्ति 21:25–30</w:t>
+        </w:r>
+      </w:hyperlink>
+      <w:r>
+        <w:rPr>
+          <w:lang w:val="hi_IN" w:bidi="hi_IN"/>
+        </w:rPr>
+        <w:t xml:space="preserve">; </w:t>
+      </w:r>
+      <w:hyperlink r:id="rId18">
+        <w:r>
+          <w:rPr>
+            <w:lang w:val="hi_IN" w:bidi="hi_IN"/>
+          </w:rPr>
+          <w:rPr>
+            <w:color w:val="0000EE"/>
+            <w:u w:val="single"/>
+          </w:rPr>
+          <w:t>29:2–3</w:t>
+        </w:r>
+      </w:hyperlink>
+      <w:r>
+        <w:rPr>
+          <w:lang w:val="hi_IN" w:bidi="hi_IN"/>
+        </w:rPr>
+        <w:t>)।</w:t>
       </w:r>
     </w:p>
     <w:p>
@@ -289,7 +371,115 @@
         <w:rPr>
           <w:lang w:val="hi_IN" w:bidi="hi_IN"/>
         </w:rPr>
-        <w:t>पहाड़ी ट्यूलिप एक आकर्षक पौधा है जिसकी पत्तियाँ प्रायः लहरदार किनारों वाली होती हैं। यह प्रजाति सामान्यतः सीरिया (अराम), लबानोन और एंटी-लबानोन के पहाड़ी क्षेत्रों में पाई जाती है। जैसा कि इसके नाम से स्पष्ट है, यह मुख्य रूप से पहाड़ी क्षेत्रों में उगता है।</w:t>
+        <w:t>उत्तम कुएं आमतौर पर परमेश्वर की कृपा के संकेत माने जाते थे (</w:t>
+      </w:r>
+      <w:hyperlink r:id="rId19">
+        <w:r>
+          <w:rPr>
+            <w:lang w:val="hi_IN" w:bidi="hi_IN"/>
+          </w:rPr>
+          <w:rPr>
+            <w:color w:val="0000EE"/>
+            <w:u w:val="single"/>
+          </w:rPr>
+          <w:t>उत्पत्ति 16:14</w:t>
+        </w:r>
+      </w:hyperlink>
+      <w:r>
+        <w:rPr>
+          <w:lang w:val="hi_IN" w:bidi="hi_IN"/>
+        </w:rPr>
+        <w:t xml:space="preserve">; </w:t>
+      </w:r>
+      <w:hyperlink r:id="rId20">
+        <w:r>
+          <w:rPr>
+            <w:lang w:val="hi_IN" w:bidi="hi_IN"/>
+          </w:rPr>
+          <w:rPr>
+            <w:color w:val="0000EE"/>
+            <w:u w:val="single"/>
+          </w:rPr>
+          <w:t>21:19</w:t>
+        </w:r>
+      </w:hyperlink>
+      <w:r>
+        <w:rPr>
+          <w:lang w:val="hi_IN" w:bidi="hi_IN"/>
+        </w:rPr>
+        <w:t xml:space="preserve">; </w:t>
+      </w:r>
+      <w:hyperlink r:id="rId21">
+        <w:r>
+          <w:rPr>
+            <w:lang w:val="hi_IN" w:bidi="hi_IN"/>
+          </w:rPr>
+          <w:rPr>
+            <w:color w:val="0000EE"/>
+            <w:u w:val="single"/>
+          </w:rPr>
+          <w:t>गिनती 21:16–18</w:t>
+        </w:r>
+      </w:hyperlink>
+      <w:r>
+        <w:rPr>
+          <w:lang w:val="hi_IN" w:bidi="hi_IN"/>
+        </w:rPr>
+        <w:t>)। इसलिए बाइबिल के लेखक, स्रोतो से भरे कुओं के जल की तुलना परमेश्वर द्वारा उनके लोगों के लिए उद्धार की व्यवस्था से करते थे (</w:t>
+      </w:r>
+      <w:hyperlink r:id="rId22">
+        <w:r>
+          <w:rPr>
+            <w:lang w:val="hi_IN" w:bidi="hi_IN"/>
+          </w:rPr>
+          <w:rPr>
+            <w:color w:val="0000EE"/>
+            <w:u w:val="single"/>
+          </w:rPr>
+          <w:t>यशायाह 12:3</w:t>
+        </w:r>
+      </w:hyperlink>
+      <w:r>
+        <w:rPr>
+          <w:lang w:val="hi_IN" w:bidi="hi_IN"/>
+        </w:rPr>
+        <w:t xml:space="preserve">; </w:t>
+      </w:r>
+      <w:hyperlink r:id="rId23">
+        <w:r>
+          <w:rPr>
+            <w:lang w:val="hi_IN" w:bidi="hi_IN"/>
+          </w:rPr>
+          <w:rPr>
+            <w:color w:val="0000EE"/>
+            <w:u w:val="single"/>
+          </w:rPr>
+          <w:t>यूहन्ना 4:14</w:t>
+        </w:r>
+      </w:hyperlink>
+      <w:r>
+        <w:rPr>
+          <w:lang w:val="hi_IN" w:bidi="hi_IN"/>
+        </w:rPr>
+        <w:t>)। वर्षा के जल को इकट्ठा करने वाले कुओं में जल की अपेक्षाकृत खराब गुणवत्ता और “जीवित” (अर्थात बहते हुए) जल के झरनों से भरने वाले कुओं के जल की उच्च गुणवत्ता के बीच का अंतर यीशु और सामरी स्त्री के बीच हुए संवाद को स्पष्ट करने में मदद करता है जब यीशु ने उसे “जीवित जल” दिया था (</w:t>
+      </w:r>
+      <w:hyperlink r:id="rId24">
+        <w:r>
+          <w:rPr>
+            <w:lang w:val="hi_IN" w:bidi="hi_IN"/>
+          </w:rPr>
+          <w:rPr>
+            <w:color w:val="0000EE"/>
+            <w:u w:val="single"/>
+          </w:rPr>
+          <w:t>यूहन्ना 4:10–15</w:t>
+        </w:r>
+      </w:hyperlink>
+      <w:r>
+        <w:rPr>
+          <w:lang w:val="hi_IN" w:bidi="hi_IN"/>
+        </w:rPr>
+        <w:t>)।</w:t>
       </w:r>
     </w:p>
     <w:p>
@@ -301,9 +491,1906 @@
       </w:r>
       <w:r>
         <w:rPr>
-          <w:lang w:val="hi_IN" w:bidi="hi_IN"/>
-        </w:rPr>
-        <w:t>शारोन का ट्यूलिप शारोन के तटीय मैदानों के रेतीले स्थानों में उगता है।</w:t>
+          <w:i/>
+          <w:lang w:val="hi_IN" w:bidi="hi_IN"/>
+        </w:rPr>
+        <w:t>यह भी देखें</w:t>
+      </w:r>
+      <w:r>
+        <w:rPr>
+          <w:lang w:val="hi_IN" w:bidi="hi_IN"/>
+        </w:rPr>
+        <w:t xml:space="preserve"> </w:t>
+      </w:r>
+      <w:r>
+        <w:rPr>
+          <w:lang w:val="hi_IN" w:bidi="hi_IN"/>
+        </w:rPr>
+        <w:t>जलाशय</w:t>
+      </w:r>
+      <w:r>
+        <w:rPr>
+          <w:lang w:val="hi_IN" w:bidi="hi_IN"/>
+        </w:rPr>
+        <w:t xml:space="preserve">; </w:t>
+      </w:r>
+      <w:r>
+        <w:rPr>
+          <w:lang w:val="hi_IN" w:bidi="hi_IN"/>
+        </w:rPr>
+        <w:t>याकूब का कुआं</w:t>
+      </w:r>
+      <w:r>
+        <w:rPr>
+          <w:lang w:val="hi_IN" w:bidi="hi_IN"/>
+        </w:rPr>
+        <w:t>.</w:t>
+      </w:r>
+      <w:r>
+        <w:rPr>
+          <w:lang w:val="hi_IN" w:bidi="hi_IN"/>
+        </w:rPr>
+      </w:r>
+      <w:r>
+        <w:rPr>
+          <w:lang w:val="hi_IN" w:bidi="hi_IN"/>
+        </w:rPr>
+      </w:r>
+    </w:p>
+    <w:p>
+      <w:pPr/>
+      <w:r>
+        <w:rPr>
+          <w:lang w:val="hi_IN" w:bidi="hi_IN"/>
+        </w:rPr>
+      </w:r>
+    </w:p>
+    <w:p>
+      <w:pPr>
+        <w:pStyle w:val="Heading2"/>
+      </w:pPr>
+      <w:r>
+        <w:rPr>
+          <w:lang w:val="hi_IN" w:bidi="hi_IN"/>
+        </w:rPr>
+        <w:t>ठीकरा</w:t>
+      </w:r>
+      <w:r>
+        <w:rPr>
+          <w:lang w:val="hi_IN" w:bidi="hi_IN"/>
+        </w:rPr>
+      </w:r>
+    </w:p>
+    <w:p>
+      <w:pPr>
+        <w:pStyle w:val="Heading2"/>
+      </w:pPr>
+      <w:r>
+        <w:rPr>
+          <w:b/>
+          <w:lang w:val="hi_IN" w:bidi="hi_IN"/>
+        </w:rPr>
+        <w:t>ठीकरा</w:t>
+      </w:r>
+    </w:p>
+    <w:p>
+      <w:pPr/>
+      <w:r>
+        <w:rPr>
+          <w:lang w:val="hi_IN" w:bidi="hi_IN"/>
+        </w:rPr>
+      </w:r>
+      <w:r>
+        <w:rPr>
+          <w:lang w:val="hi_IN" w:bidi="hi_IN"/>
+        </w:rPr>
+        <w:t xml:space="preserve">टूटे हुए मिट्टी के बर्तन का टुकड़ा पुराने नियम में गर्म कोयले ले जाने या पानी निकालने के लिए उपयोग किया जाता था। मिट्टी के टुकड़ों (ठीकरों) का उपयोग भण्डार पात्रों या खाना पकाने के बर्तन के ढक्कन के रूप में भी किया जाता था, लिखित संचार के माध्यम के रूप में, या जलरोधी यौगिकों में किरकिरी जोड़ने के लिए भी किया जाता था। इन </w:t>
+      </w:r>
+      <w:r>
+        <w:rPr>
+          <w:lang w:val="hi_IN" w:bidi="hi_IN"/>
+        </w:rPr>
+        <w:t xml:space="preserve">ठीकरों </w:t>
+      </w:r>
+      <w:r>
+        <w:rPr>
+          <w:lang w:val="hi_IN" w:bidi="hi_IN"/>
+        </w:rPr>
+        <w:t xml:space="preserve">का प्रतीकात्मक महत्व </w:t>
+      </w:r>
+      <w:hyperlink r:id="rId25">
+        <w:r>
+          <w:rPr>
+            <w:lang w:val="hi_IN" w:bidi="hi_IN"/>
+          </w:rPr>
+          <w:rPr>
+            <w:color w:val="0000EE"/>
+            <w:u w:val="single"/>
+          </w:rPr>
+          <w:t>भजन संहिता 22:15</w:t>
+        </w:r>
+      </w:hyperlink>
+      <w:r>
+        <w:rPr>
+          <w:lang w:val="hi_IN" w:bidi="hi_IN"/>
+        </w:rPr>
+        <w:t xml:space="preserve">, </w:t>
+      </w:r>
+      <w:hyperlink r:id="rId26">
+        <w:r>
+          <w:rPr>
+            <w:lang w:val="hi_IN" w:bidi="hi_IN"/>
+          </w:rPr>
+          <w:rPr>
+            <w:color w:val="0000EE"/>
+            <w:u w:val="single"/>
+          </w:rPr>
+          <w:t>यशायाह 30:14</w:t>
+        </w:r>
+      </w:hyperlink>
+      <w:r>
+        <w:rPr>
+          <w:lang w:val="hi_IN" w:bidi="hi_IN"/>
+        </w:rPr>
+        <w:t xml:space="preserve">, </w:t>
+      </w:r>
+      <w:hyperlink r:id="rId27">
+        <w:r>
+          <w:rPr>
+            <w:lang w:val="hi_IN" w:bidi="hi_IN"/>
+          </w:rPr>
+          <w:rPr>
+            <w:color w:val="0000EE"/>
+            <w:u w:val="single"/>
+          </w:rPr>
+          <w:t>45:9</w:t>
+        </w:r>
+      </w:hyperlink>
+      <w:r>
+        <w:rPr>
+          <w:lang w:val="hi_IN" w:bidi="hi_IN"/>
+        </w:rPr>
+        <w:t xml:space="preserve"> और </w:t>
+      </w:r>
+      <w:hyperlink r:id="rId28">
+        <w:r>
+          <w:rPr>
+            <w:lang w:val="hi_IN" w:bidi="hi_IN"/>
+          </w:rPr>
+          <w:rPr>
+            <w:color w:val="0000EE"/>
+            <w:u w:val="single"/>
+          </w:rPr>
+          <w:t>यहेजकेल 23:34</w:t>
+        </w:r>
+      </w:hyperlink>
+      <w:r>
+        <w:rPr>
+          <w:lang w:val="hi_IN" w:bidi="hi_IN"/>
+        </w:rPr>
+        <w:t xml:space="preserve"> में स्पष्ट है।</w:t>
+      </w:r>
+    </w:p>
+    <w:p>
+      <w:pPr/>
+      <w:r>
+        <w:rPr>
+          <w:lang w:val="hi_IN" w:bidi="hi_IN"/>
+        </w:rPr>
+      </w:r>
+      <w:r>
+        <w:rPr>
+          <w:i/>
+          <w:lang w:val="hi_IN" w:bidi="hi_IN"/>
+        </w:rPr>
+        <w:t>यह भी देखें</w:t>
+      </w:r>
+      <w:r>
+        <w:rPr>
+          <w:lang w:val="hi_IN" w:bidi="hi_IN"/>
+        </w:rPr>
+        <w:t xml:space="preserve"> </w:t>
+      </w:r>
+      <w:r>
+        <w:rPr>
+          <w:lang w:val="hi_IN" w:bidi="hi_IN"/>
+        </w:rPr>
+        <w:t>मिट्टी के बर्तन</w:t>
+      </w:r>
+      <w:r>
+        <w:rPr>
+          <w:lang w:val="hi_IN" w:bidi="hi_IN"/>
+        </w:rPr>
+        <w:t xml:space="preserve">; </w:t>
+      </w:r>
+      <w:r>
+        <w:rPr>
+          <w:lang w:val="hi_IN" w:bidi="hi_IN"/>
+        </w:rPr>
+        <w:t>लेखन (मिट्टी के टुकड़े)।</w:t>
+      </w:r>
+      <w:r>
+        <w:rPr>
+          <w:lang w:val="hi_IN" w:bidi="hi_IN"/>
+        </w:rPr>
+      </w:r>
+      <w:r>
+        <w:rPr>
+          <w:lang w:val="hi_IN" w:bidi="hi_IN"/>
+        </w:rPr>
+      </w:r>
+    </w:p>
+    <w:p>
+      <w:pPr/>
+      <w:r>
+        <w:rPr>
+          <w:lang w:val="hi_IN" w:bidi="hi_IN"/>
+        </w:rPr>
+      </w:r>
+    </w:p>
+    <w:p>
+      <w:pPr>
+        <w:pStyle w:val="Heading2"/>
+      </w:pPr>
+      <w:r>
+        <w:rPr>
+          <w:lang w:val="hi_IN" w:bidi="hi_IN"/>
+        </w:rPr>
+        <w:t>ठीकरा फाटक</w:t>
+      </w:r>
+      <w:r>
+        <w:rPr>
+          <w:lang w:val="hi_IN" w:bidi="hi_IN"/>
+        </w:rPr>
+      </w:r>
+    </w:p>
+    <w:p>
+      <w:pPr/>
+      <w:r>
+        <w:rPr>
+          <w:lang w:val="hi_IN" w:bidi="hi_IN"/>
+        </w:rPr>
+      </w:r>
+      <w:r>
+        <w:rPr>
+          <w:lang w:val="hi_IN" w:bidi="hi_IN"/>
+        </w:rPr>
+        <w:t>बँधुआई से पहले यरूशलेम की शहरपनाह के दक्षिण भाग में एक फाटक था। यह हिन्नोम की तराई और कुम्हार के खेत की ओर जाता था। कुम्हार वहाँ पर टूटे हुए बर्तन फेंक सकते थे, इसलिए इसका यह नाम पड़ा। केजेवी (इब्री शब्द का सम्बन्ध सूर्य से जोड़ते हुए) इसे "पूर्व फाटक" के रूप में प्रस्तुत करता है (</w:t>
+      </w:r>
+      <w:hyperlink r:id="rId29">
+        <w:r>
+          <w:rPr>
+            <w:lang w:val="hi_IN" w:bidi="hi_IN"/>
+          </w:rPr>
+          <w:rPr>
+            <w:color w:val="0000EE"/>
+            <w:u w:val="single"/>
+          </w:rPr>
+          <w:t>यिर्म 19:2</w:t>
+        </w:r>
+      </w:hyperlink>
+      <w:r>
+        <w:rPr>
+          <w:lang w:val="hi_IN" w:bidi="hi_IN"/>
+        </w:rPr>
+        <w:t>)।</w:t>
+      </w:r>
+    </w:p>
+    <w:p>
+      <w:pPr/>
+      <w:r>
+        <w:rPr>
+          <w:lang w:val="hi_IN" w:bidi="hi_IN"/>
+        </w:rPr>
+      </w:r>
+      <w:r>
+        <w:rPr>
+          <w:i/>
+          <w:lang w:val="hi_IN" w:bidi="hi_IN"/>
+        </w:rPr>
+        <w:t>यह भी देखें</w:t>
+      </w:r>
+      <w:r>
+        <w:rPr>
+          <w:lang w:val="hi_IN" w:bidi="hi_IN"/>
+        </w:rPr>
+        <w:t xml:space="preserve"> </w:t>
+      </w:r>
+      <w:r>
+        <w:rPr>
+          <w:lang w:val="hi_IN" w:bidi="hi_IN"/>
+        </w:rPr>
+        <w:t>यरूशलेम</w:t>
+      </w:r>
+      <w:r>
+        <w:rPr>
+          <w:lang w:val="hi_IN" w:bidi="hi_IN"/>
+        </w:rPr>
+        <w:t>।</w:t>
+      </w:r>
+      <w:r>
+        <w:rPr>
+          <w:lang w:val="hi_IN" w:bidi="hi_IN"/>
+        </w:rPr>
+      </w:r>
+      <w:r>
+        <w:rPr>
+          <w:lang w:val="hi_IN" w:bidi="hi_IN"/>
+        </w:rPr>
+      </w:r>
+    </w:p>
+    <w:p>
+      <w:pPr/>
+      <w:r>
+        <w:rPr>
+          <w:lang w:val="hi_IN" w:bidi="hi_IN"/>
+        </w:rPr>
+      </w:r>
+    </w:p>
+    <w:p>
+      <w:pPr>
+        <w:pStyle w:val="Heading2"/>
+      </w:pPr>
+      <w:r>
+        <w:rPr>
+          <w:lang w:val="hi_IN" w:bidi="hi_IN"/>
+        </w:rPr>
+        <w:t>ठूँठ</w:t>
+      </w:r>
+      <w:r>
+        <w:rPr>
+          <w:lang w:val="hi_IN" w:bidi="hi_IN"/>
+        </w:rPr>
+      </w:r>
+    </w:p>
+    <w:p>
+      <w:pPr>
+        <w:pStyle w:val="Heading2"/>
+      </w:pPr>
+      <w:r>
+        <w:rPr>
+          <w:lang w:val="hi_IN" w:bidi="hi_IN"/>
+        </w:rPr>
+        <w:t>ठूँठ</w:t>
+      </w:r>
+      <w:r>
+        <w:rPr>
+          <w:lang w:val="hi_IN" w:bidi="hi_IN"/>
+        </w:rPr>
+        <w:t>*</w:t>
+      </w:r>
+    </w:p>
+    <w:p>
+      <w:pPr/>
+      <w:r>
+        <w:rPr>
+          <w:lang w:val="hi_IN" w:bidi="hi_IN"/>
+        </w:rPr>
+      </w:r>
+      <w:hyperlink r:id="rId30">
+        <w:r>
+          <w:rPr>
+            <w:lang w:val="hi_IN" w:bidi="hi_IN"/>
+          </w:rPr>
+          <w:rPr>
+            <w:color w:val="0000EE"/>
+            <w:u w:val="single"/>
+          </w:rPr>
+          <w:t>यशायाह 6:13</w:t>
+        </w:r>
+      </w:hyperlink>
+      <w:r>
+        <w:rPr>
+          <w:lang w:val="hi_IN" w:bidi="hi_IN"/>
+        </w:rPr>
+        <w:t xml:space="preserve"> में बांज वृक्ष का के.जे.वी. अनुवाद। </w:t>
+      </w:r>
+    </w:p>
+    <w:p>
+      <w:pPr/>
+      <w:r>
+        <w:rPr>
+          <w:lang w:val="hi_IN" w:bidi="hi_IN"/>
+        </w:rPr>
+      </w:r>
+      <w:r>
+        <w:rPr>
+          <w:i/>
+          <w:lang w:val="hi_IN" w:bidi="hi_IN"/>
+        </w:rPr>
+        <w:t>देखें</w:t>
+      </w:r>
+      <w:r>
+        <w:rPr>
+          <w:lang w:val="hi_IN" w:bidi="hi_IN"/>
+        </w:rPr>
+        <w:t xml:space="preserve"> </w:t>
+      </w:r>
+      <w:r>
+        <w:rPr>
+          <w:lang w:val="hi_IN" w:bidi="hi_IN"/>
+        </w:rPr>
+        <w:t>पेड़ (तेरेबिन्थ)</w:t>
+      </w:r>
+      <w:r>
+        <w:rPr>
+          <w:lang w:val="hi_IN" w:bidi="hi_IN"/>
+        </w:rPr>
+        <w:t xml:space="preserve">। </w:t>
+      </w:r>
+      <w:r>
+        <w:rPr>
+          <w:lang w:val="hi_IN" w:bidi="hi_IN"/>
+        </w:rPr>
+      </w:r>
+      <w:r>
+        <w:rPr>
+          <w:lang w:val="hi_IN" w:bidi="hi_IN"/>
+        </w:rPr>
+      </w:r>
+    </w:p>
+    <w:p>
+      <w:pPr/>
+      <w:r>
+        <w:rPr>
+          <w:lang w:val="hi_IN" w:bidi="hi_IN"/>
+        </w:rPr>
+      </w:r>
+    </w:p>
+    <w:p>
+      <w:pPr>
+        <w:pStyle w:val="Heading2"/>
+      </w:pPr>
+      <w:r>
+        <w:rPr>
+          <w:lang w:val="hi_IN" w:bidi="hi_IN"/>
+        </w:rPr>
+        <w:t>ठेस लगाना, अपराध</w:t>
+      </w:r>
+      <w:r>
+        <w:rPr>
+          <w:lang w:val="hi_IN" w:bidi="hi_IN"/>
+        </w:rPr>
+      </w:r>
+    </w:p>
+    <w:p>
+      <w:pPr/>
+      <w:r>
+        <w:rPr>
+          <w:lang w:val="hi_IN" w:bidi="hi_IN"/>
+        </w:rPr>
+      </w:r>
+      <w:r>
+        <w:rPr>
+          <w:lang w:val="hi_IN" w:bidi="hi_IN"/>
+        </w:rPr>
+        <w:t xml:space="preserve">बाइबल </w:t>
+      </w:r>
+      <w:r>
+        <w:rPr>
+          <w:lang w:val="hi_IN" w:bidi="hi_IN"/>
+        </w:rPr>
+        <w:t>में "ठेस लगाना" और "अपराध" शब्दों का दो मुख्य तरीकों से उपयोग किया गया है:</w:t>
+      </w:r>
+    </w:p>
+    <w:p>
+      <w:pPr>
+        <w:pStyle w:val="ListNumber"/>
+        <w:numPr>
+          <w:ilvl w:val="0"/>
+          <w:numId w:val="14"/>
+        </w:numPr>
+        <w:spacing w:line="240" w:lineRule="auto"/>
+        <w:ind w:left="720"/>
+      </w:pPr>
+      <w:r>
+        <w:rPr>
+          <w:lang w:val="hi_IN" w:bidi="hi_IN"/>
+        </w:rPr>
+      </w:r>
+      <w:r>
+        <w:rPr>
+          <w:lang w:val="hi_IN" w:bidi="hi_IN"/>
+        </w:rPr>
+        <w:t>खुद कुछ गलत करना</w:t>
+      </w:r>
+    </w:p>
+    <w:p>
+      <w:pPr>
+        <w:pStyle w:val="ListNumber"/>
+        <w:spacing w:line="240" w:lineRule="auto"/>
+        <w:ind w:left="720"/>
+      </w:pPr>
+      <w:r>
+        <w:rPr>
+          <w:lang w:val="hi_IN" w:bidi="hi_IN"/>
+        </w:rPr>
+      </w:r>
+      <w:r>
+        <w:rPr>
+          <w:lang w:val="hi_IN" w:bidi="hi_IN"/>
+        </w:rPr>
+        <w:t>किसी और को गलत करने के लिए प्रेरित करना या किसी और को अपने विश्वास में गलती करने के लिए प्रेरित करना</w:t>
+      </w:r>
+    </w:p>
+    <w:p>
+      <w:pPr>
+        <w:pStyle w:val="Heading3"/>
+      </w:pPr>
+      <w:r>
+        <w:rPr>
+          <w:lang w:val="hi_IN" w:bidi="hi_IN"/>
+        </w:rPr>
+        <w:t>ठेस लगाना</w:t>
+      </w:r>
+    </w:p>
+    <w:p>
+      <w:pPr/>
+      <w:r>
+        <w:rPr>
+          <w:lang w:val="hi_IN" w:bidi="hi_IN"/>
+        </w:rPr>
+      </w:r>
+      <w:r>
+        <w:rPr>
+          <w:lang w:val="hi_IN" w:bidi="hi_IN"/>
+        </w:rPr>
+        <w:t xml:space="preserve">पुराने नियम के इब्रानी और नए नियम के </w:t>
+      </w:r>
+      <w:r>
+        <w:rPr>
+          <w:lang w:val="hi_IN" w:bidi="hi_IN"/>
+        </w:rPr>
+        <w:t xml:space="preserve">यूनानी </w:t>
+      </w:r>
+      <w:r>
+        <w:rPr>
+          <w:lang w:val="hi_IN" w:bidi="hi_IN"/>
+        </w:rPr>
+        <w:t xml:space="preserve">में, पाप या अपराध कार्य के लिए कई शब्द हैं। जब हम "ठेस लगाना" या "अपराध" शब्दों का उपयोग करते हैं, तो हम किसी व्यक्ति या </w:t>
+      </w:r>
+      <w:r>
+        <w:rPr>
+          <w:lang w:val="hi_IN" w:bidi="hi_IN"/>
+        </w:rPr>
+        <w:t xml:space="preserve">व्यवस्था </w:t>
+      </w:r>
+      <w:r>
+        <w:rPr>
+          <w:lang w:val="hi_IN" w:bidi="hi_IN"/>
+        </w:rPr>
+        <w:t>के विरुद्ध पाप पर ध्यान केन्द्रित करते हैं, जिसका अर्थ है कि यह या तो परमेश्वर या लोगों के विरुद्ध एक अपराध है।</w:t>
+      </w:r>
+    </w:p>
+    <w:p>
+      <w:pPr/>
+      <w:r>
+        <w:rPr>
+          <w:lang w:val="hi_IN" w:bidi="hi_IN"/>
+        </w:rPr>
+      </w:r>
+      <w:r>
+        <w:rPr>
+          <w:lang w:val="hi_IN" w:bidi="hi_IN"/>
+        </w:rPr>
+        <w:t>पाप मुख्य रूप से परमेश्वर के विरुद्ध एक अपराध है। उदाहरण के लिए, एदोम के लोगों ने यहूदा से बदला लेकर परमेश्वर का अपमान किया, इसलिए परमेश्वर ने उनका न्याय किया (</w:t>
+      </w:r>
+      <w:hyperlink r:id="rId31">
+        <w:r>
+          <w:rPr>
+            <w:lang w:val="hi_IN" w:bidi="hi_IN"/>
+          </w:rPr>
+          <w:rPr>
+            <w:color w:val="0000EE"/>
+            <w:u w:val="single"/>
+          </w:rPr>
+          <w:t>यहेजकेल 25:12–13</w:t>
+        </w:r>
+      </w:hyperlink>
+      <w:r>
+        <w:rPr>
+          <w:lang w:val="hi_IN" w:bidi="hi_IN"/>
+        </w:rPr>
+        <w:t xml:space="preserve">)। इस्राएल ने बाल की </w:t>
+      </w:r>
+      <w:r>
+        <w:rPr>
+          <w:lang w:val="hi_IN" w:bidi="hi_IN"/>
+        </w:rPr>
+        <w:t xml:space="preserve">उपासना </w:t>
+      </w:r>
+      <w:r>
+        <w:rPr>
+          <w:lang w:val="hi_IN" w:bidi="hi_IN"/>
+        </w:rPr>
+        <w:t>करके परमेश्वर का अपमान किया (</w:t>
+      </w:r>
+      <w:hyperlink r:id="rId32">
+        <w:r>
+          <w:rPr>
+            <w:lang w:val="hi_IN" w:bidi="hi_IN"/>
+          </w:rPr>
+          <w:rPr>
+            <w:color w:val="0000EE"/>
+            <w:u w:val="single"/>
+          </w:rPr>
+          <w:t>होशे 13:1</w:t>
+        </w:r>
+      </w:hyperlink>
+      <w:r>
+        <w:rPr>
+          <w:lang w:val="hi_IN" w:bidi="hi_IN"/>
+        </w:rPr>
+        <w:t>)। परमेश्वर की व्यवस्था का उल्लंघन करना एक अपराध कहलाता है (</w:t>
+      </w:r>
+      <w:hyperlink r:id="rId33">
+        <w:r>
+          <w:rPr>
+            <w:lang w:val="hi_IN" w:bidi="hi_IN"/>
+          </w:rPr>
+          <w:rPr>
+            <w:color w:val="0000EE"/>
+            <w:u w:val="single"/>
+          </w:rPr>
+          <w:t>व्यवस्थाविवरण 19:15</w:t>
+        </w:r>
+      </w:hyperlink>
+      <w:r>
+        <w:rPr>
+          <w:lang w:val="hi_IN" w:bidi="hi_IN"/>
+        </w:rPr>
+        <w:t xml:space="preserve">; तुलना करें </w:t>
+      </w:r>
+      <w:hyperlink r:id="rId34">
+        <w:r>
+          <w:rPr>
+            <w:lang w:val="hi_IN" w:bidi="hi_IN"/>
+          </w:rPr>
+          <w:rPr>
+            <w:color w:val="0000EE"/>
+            <w:u w:val="single"/>
+          </w:rPr>
+          <w:t>22:26</w:t>
+        </w:r>
+      </w:hyperlink>
+      <w:r>
+        <w:rPr>
+          <w:lang w:val="hi_IN" w:bidi="hi_IN"/>
+        </w:rPr>
+        <w:t xml:space="preserve">; </w:t>
+      </w:r>
+      <w:hyperlink r:id="rId35">
+        <w:r>
+          <w:rPr>
+            <w:lang w:val="hi_IN" w:bidi="hi_IN"/>
+          </w:rPr>
+          <w:rPr>
+            <w:color w:val="0000EE"/>
+            <w:u w:val="single"/>
+          </w:rPr>
+          <w:t>25:2</w:t>
+        </w:r>
+      </w:hyperlink>
+      <w:r>
+        <w:rPr>
+          <w:lang w:val="hi_IN" w:bidi="hi_IN"/>
+        </w:rPr>
+        <w:t>)। नए नियम में, याकूब परमेश्वर और परमेश्वर की व्यवस्था के विरुद्ध अपराधों के बारे में बात करते हैं (</w:t>
+      </w:r>
+      <w:hyperlink r:id="rId36">
+        <w:r>
+          <w:rPr>
+            <w:lang w:val="hi_IN" w:bidi="hi_IN"/>
+          </w:rPr>
+          <w:rPr>
+            <w:color w:val="0000EE"/>
+            <w:u w:val="single"/>
+          </w:rPr>
+          <w:t>याकूब 2:10</w:t>
+        </w:r>
+      </w:hyperlink>
+      <w:r>
+        <w:rPr>
+          <w:lang w:val="hi_IN" w:bidi="hi_IN"/>
+        </w:rPr>
+        <w:t xml:space="preserve">; </w:t>
+      </w:r>
+      <w:hyperlink r:id="rId37">
+        <w:r>
+          <w:rPr>
+            <w:lang w:val="hi_IN" w:bidi="hi_IN"/>
+          </w:rPr>
+          <w:rPr>
+            <w:color w:val="0000EE"/>
+            <w:u w:val="single"/>
+          </w:rPr>
+          <w:t>3:2</w:t>
+        </w:r>
+      </w:hyperlink>
+      <w:r>
+        <w:rPr>
+          <w:lang w:val="hi_IN" w:bidi="hi_IN"/>
+        </w:rPr>
+        <w:t>)।</w:t>
+      </w:r>
+    </w:p>
+    <w:p>
+      <w:pPr/>
+      <w:r>
+        <w:rPr>
+          <w:lang w:val="hi_IN" w:bidi="hi_IN"/>
+        </w:rPr>
+      </w:r>
+      <w:r>
+        <w:rPr>
+          <w:lang w:val="hi_IN" w:bidi="hi_IN"/>
+        </w:rPr>
+        <w:t xml:space="preserve">बाइबल लोगों के बीच अपराधों के बारे में भी बात करता है। उदाहरण के लिए, अब्राहम ने अबीमेलेक </w:t>
+      </w:r>
+      <w:r>
+        <w:rPr>
+          <w:lang w:val="hi_IN" w:bidi="hi_IN"/>
+        </w:rPr>
+        <w:t>के ऊपर ऐसा बड़ा पाप डाल दिया</w:t>
+      </w:r>
+      <w:r>
+        <w:rPr>
+          <w:lang w:val="hi_IN" w:bidi="hi_IN"/>
+        </w:rPr>
+        <w:t xml:space="preserve"> (</w:t>
+      </w:r>
+      <w:hyperlink r:id="rId38">
+        <w:r>
+          <w:rPr>
+            <w:lang w:val="hi_IN" w:bidi="hi_IN"/>
+          </w:rPr>
+          <w:rPr>
+            <w:color w:val="0000EE"/>
+            <w:u w:val="single"/>
+          </w:rPr>
+          <w:t>उत्पत्ति 20:9</w:t>
+        </w:r>
+      </w:hyperlink>
+      <w:r>
+        <w:rPr>
+          <w:lang w:val="hi_IN" w:bidi="hi_IN"/>
+        </w:rPr>
+        <w:t xml:space="preserve">)। फिरौन के प्रधान </w:t>
+      </w:r>
+      <w:r>
+        <w:rPr>
+          <w:lang w:val="hi_IN" w:bidi="hi_IN"/>
+        </w:rPr>
+        <w:t xml:space="preserve">पिलानेहारे </w:t>
+      </w:r>
+      <w:r>
+        <w:rPr>
+          <w:lang w:val="hi_IN" w:bidi="hi_IN"/>
+        </w:rPr>
+        <w:t xml:space="preserve">और </w:t>
+      </w:r>
+      <w:r>
+        <w:rPr>
+          <w:lang w:val="hi_IN" w:bidi="hi_IN"/>
+        </w:rPr>
+        <w:t xml:space="preserve">पकानेहारे </w:t>
+      </w:r>
+      <w:r>
+        <w:rPr>
+          <w:lang w:val="hi_IN" w:bidi="hi_IN"/>
+        </w:rPr>
+        <w:t xml:space="preserve">ने अपने स्वामी </w:t>
+      </w:r>
+      <w:r>
+        <w:rPr>
+          <w:lang w:val="hi_IN" w:bidi="hi_IN"/>
+        </w:rPr>
+        <w:t>के विरुद्ध कुछ अपराध किया</w:t>
+      </w:r>
+      <w:r>
+        <w:rPr>
+          <w:lang w:val="hi_IN" w:bidi="hi_IN"/>
+        </w:rPr>
+        <w:t xml:space="preserve"> (</w:t>
+      </w:r>
+      <w:hyperlink r:id="rId39">
+        <w:r>
+          <w:rPr>
+            <w:lang w:val="hi_IN" w:bidi="hi_IN"/>
+          </w:rPr>
+          <w:rPr>
+            <w:color w:val="0000EE"/>
+            <w:u w:val="single"/>
+          </w:rPr>
+          <w:t>उत्पत्ति 40:1</w:t>
+        </w:r>
+      </w:hyperlink>
+      <w:r>
+        <w:rPr>
+          <w:lang w:val="hi_IN" w:bidi="hi_IN"/>
+        </w:rPr>
+        <w:t xml:space="preserve">)। कभी-कभी, अपराध केवल आरोपित होता है, और कोई वास्तविक गलत नहीं किया गया था (उदाहरण के लिए, </w:t>
+      </w:r>
+      <w:hyperlink r:id="rId40">
+        <w:r>
+          <w:rPr>
+            <w:lang w:val="hi_IN" w:bidi="hi_IN"/>
+          </w:rPr>
+          <w:rPr>
+            <w:color w:val="0000EE"/>
+            <w:u w:val="single"/>
+          </w:rPr>
+          <w:t>उत्पत्ति 31:36</w:t>
+        </w:r>
+      </w:hyperlink>
+      <w:r>
+        <w:rPr>
+          <w:lang w:val="hi_IN" w:bidi="hi_IN"/>
+        </w:rPr>
+        <w:t xml:space="preserve">; </w:t>
+      </w:r>
+      <w:hyperlink r:id="rId41">
+        <w:r>
+          <w:rPr>
+            <w:lang w:val="hi_IN" w:bidi="hi_IN"/>
+          </w:rPr>
+          <w:rPr>
+            <w:color w:val="0000EE"/>
+            <w:u w:val="single"/>
+          </w:rPr>
+          <w:t>2 राजा 18:14</w:t>
+        </w:r>
+      </w:hyperlink>
+      <w:r>
+        <w:rPr>
+          <w:lang w:val="hi_IN" w:bidi="hi_IN"/>
+        </w:rPr>
+        <w:t xml:space="preserve">; </w:t>
+      </w:r>
+      <w:hyperlink r:id="rId42">
+        <w:r>
+          <w:rPr>
+            <w:lang w:val="hi_IN" w:bidi="hi_IN"/>
+          </w:rPr>
+          <w:rPr>
+            <w:color w:val="0000EE"/>
+            <w:u w:val="single"/>
+          </w:rPr>
+          <w:t>यिर्मयाह 37:18</w:t>
+        </w:r>
+      </w:hyperlink>
+      <w:r>
+        <w:rPr>
+          <w:lang w:val="hi_IN" w:bidi="hi_IN"/>
+        </w:rPr>
+        <w:t>)। पौलुस, रोमी राज्यपाल फेस्तुस के सामने अपनी रक्षा करते हुए, बोले, “</w:t>
+      </w:r>
+      <w:r>
+        <w:rPr>
+          <w:lang w:val="hi_IN" w:bidi="hi_IN"/>
+        </w:rPr>
+        <w:t>मैंने न तो यहूदियों की व्यवस्था के और न मन्दिर के, और न कैसर के विरुद्ध कोई अपराध किया है</w:t>
+      </w:r>
+      <w:r>
+        <w:rPr>
+          <w:lang w:val="hi_IN" w:bidi="hi_IN"/>
+        </w:rPr>
+        <w:t>” (</w:t>
+      </w:r>
+      <w:hyperlink r:id="rId43">
+        <w:r>
+          <w:rPr>
+            <w:lang w:val="hi_IN" w:bidi="hi_IN"/>
+          </w:rPr>
+          <w:rPr>
+            <w:color w:val="0000EE"/>
+            <w:u w:val="single"/>
+          </w:rPr>
+          <w:t>प्रेरितों के काम 25:8</w:t>
+        </w:r>
+      </w:hyperlink>
+      <w:r>
+        <w:rPr>
+          <w:lang w:val="hi_IN" w:bidi="hi_IN"/>
+        </w:rPr>
+        <w:t>)।</w:t>
+      </w:r>
+    </w:p>
+    <w:p>
+      <w:pPr/>
+      <w:r>
+        <w:rPr>
+          <w:lang w:val="hi_IN" w:bidi="hi_IN"/>
+        </w:rPr>
+      </w:r>
+      <w:r>
+        <w:rPr>
+          <w:lang w:val="hi_IN" w:bidi="hi_IN"/>
+        </w:rPr>
+        <w:t>बाइबल यह भी सिखाती है कि परमेश्वर और लोगों के विरुद्ध वास्तविक अपराधों को कैसे सम्भालना चाहिए। अपराधों को अभिस्वीकृत और स्वीकार करना चाहिए (</w:t>
+      </w:r>
+      <w:hyperlink r:id="rId44">
+        <w:r>
+          <w:rPr>
+            <w:lang w:val="hi_IN" w:bidi="hi_IN"/>
+          </w:rPr>
+          <w:rPr>
+            <w:color w:val="0000EE"/>
+            <w:u w:val="single"/>
+          </w:rPr>
+          <w:t>होशे 5:15</w:t>
+        </w:r>
+      </w:hyperlink>
+      <w:r>
+        <w:rPr>
+          <w:lang w:val="hi_IN" w:bidi="hi_IN"/>
+        </w:rPr>
+        <w:t>)। परमेश्वर के सामने उचित समाधान है, “</w:t>
+      </w:r>
+      <w:r>
+        <w:rPr>
+          <w:lang w:val="hi_IN" w:bidi="hi_IN"/>
+        </w:rPr>
+        <w:t>अब मैं भविष्य में बुराई न करूँगा</w:t>
+      </w:r>
+      <w:r>
+        <w:rPr>
+          <w:lang w:val="hi_IN" w:bidi="hi_IN"/>
+        </w:rPr>
+        <w:t>” (</w:t>
+      </w:r>
+      <w:hyperlink r:id="rId45">
+        <w:r>
+          <w:rPr>
+            <w:lang w:val="hi_IN" w:bidi="hi_IN"/>
+          </w:rPr>
+          <w:rPr>
+            <w:color w:val="0000EE"/>
+            <w:u w:val="single"/>
+          </w:rPr>
+          <w:t>अय्यूब 34:31</w:t>
+        </w:r>
+      </w:hyperlink>
+      <w:r>
+        <w:rPr>
+          <w:lang w:val="hi_IN" w:bidi="hi_IN"/>
+        </w:rPr>
+        <w:t>)। हमें अपराधों के लिए सुधार करना चाहिए और दूसरों के अपराधों को क्षमा करना चाहिए (</w:t>
+      </w:r>
+      <w:hyperlink r:id="rId46">
+        <w:r>
+          <w:rPr>
+            <w:lang w:val="hi_IN" w:bidi="hi_IN"/>
+          </w:rPr>
+          <w:rPr>
+            <w:color w:val="0000EE"/>
+            <w:u w:val="single"/>
+          </w:rPr>
+          <w:t>सभोपदेशक 10:4</w:t>
+        </w:r>
+      </w:hyperlink>
+      <w:r>
+        <w:rPr>
+          <w:lang w:val="hi_IN" w:bidi="hi_IN"/>
+        </w:rPr>
+        <w:t xml:space="preserve">; </w:t>
+      </w:r>
+      <w:hyperlink r:id="rId47">
+        <w:r>
+          <w:rPr>
+            <w:lang w:val="hi_IN" w:bidi="hi_IN"/>
+          </w:rPr>
+          <w:rPr>
+            <w:color w:val="0000EE"/>
+            <w:u w:val="single"/>
+          </w:rPr>
+          <w:t>नीतिवचन 17:9</w:t>
+        </w:r>
+      </w:hyperlink>
+      <w:r>
+        <w:rPr>
+          <w:lang w:val="hi_IN" w:bidi="hi_IN"/>
+        </w:rPr>
+        <w:t xml:space="preserve">; </w:t>
+      </w:r>
+      <w:hyperlink r:id="rId48">
+        <w:r>
+          <w:rPr>
+            <w:lang w:val="hi_IN" w:bidi="hi_IN"/>
+          </w:rPr>
+          <w:rPr>
+            <w:color w:val="0000EE"/>
+            <w:u w:val="single"/>
+          </w:rPr>
+          <w:t>19:11</w:t>
+        </w:r>
+      </w:hyperlink>
+      <w:r>
+        <w:rPr>
+          <w:lang w:val="hi_IN" w:bidi="hi_IN"/>
+        </w:rPr>
+        <w:t>)। यीशु मसीह हमारे अपराधों के लिए मरे (</w:t>
+      </w:r>
+      <w:hyperlink r:id="rId49">
+        <w:r>
+          <w:rPr>
+            <w:lang w:val="hi_IN" w:bidi="hi_IN"/>
+          </w:rPr>
+          <w:rPr>
+            <w:color w:val="0000EE"/>
+            <w:u w:val="single"/>
+          </w:rPr>
+          <w:t>रोमियों 4:25</w:t>
+        </w:r>
+      </w:hyperlink>
+      <w:r>
+        <w:rPr>
+          <w:lang w:val="hi_IN" w:bidi="hi_IN"/>
+        </w:rPr>
+        <w:t xml:space="preserve">; </w:t>
+      </w:r>
+      <w:hyperlink r:id="rId50">
+        <w:r>
+          <w:rPr>
+            <w:lang w:val="hi_IN" w:bidi="hi_IN"/>
+          </w:rPr>
+          <w:rPr>
+            <w:color w:val="0000EE"/>
+            <w:u w:val="single"/>
+          </w:rPr>
+          <w:t>5:15–21</w:t>
+        </w:r>
+      </w:hyperlink>
+      <w:r>
+        <w:rPr>
+          <w:lang w:val="hi_IN" w:bidi="hi_IN"/>
+        </w:rPr>
+        <w:t>)। यीशु की ओर मुड़ने से सभी पापों के लिए क्षमा है।</w:t>
+      </w:r>
+    </w:p>
+    <w:p>
+      <w:pPr>
+        <w:pStyle w:val="Heading3"/>
+      </w:pPr>
+      <w:r>
+        <w:rPr>
+          <w:lang w:val="hi_IN" w:bidi="hi_IN"/>
+        </w:rPr>
+        <w:t>दूसरों को पाप में डालना</w:t>
+      </w:r>
+    </w:p>
+    <w:p>
+      <w:pPr/>
+      <w:r>
+        <w:rPr>
+          <w:lang w:val="hi_IN" w:bidi="hi_IN"/>
+        </w:rPr>
+      </w:r>
+      <w:r>
+        <w:rPr>
+          <w:lang w:val="hi_IN" w:bidi="hi_IN"/>
+        </w:rPr>
+        <w:t>शब्द "अपराध" और "पाप में गिराना" का अर्थ किसी और को ठोकर खिलाना या गलत करने के लिए प्रेरित करना भी होता है। यह तीन तरीकों से हो सकता है:</w:t>
+      </w:r>
+    </w:p>
+    <w:p>
+      <w:pPr>
+        <w:pStyle w:val="ListNumber"/>
+        <w:numPr>
+          <w:ilvl w:val="0"/>
+          <w:numId w:val="15"/>
+        </w:numPr>
+        <w:spacing w:line="240" w:lineRule="auto"/>
+        <w:ind w:left="720"/>
+      </w:pPr>
+      <w:r>
+        <w:rPr>
+          <w:lang w:val="hi_IN" w:bidi="hi_IN"/>
+        </w:rPr>
+      </w:r>
+      <w:r>
+        <w:rPr>
+          <w:b/>
+          <w:lang w:val="hi_IN" w:bidi="hi_IN"/>
+        </w:rPr>
+        <w:t>व्यक्तिगत कारण</w:t>
+      </w:r>
+      <w:r>
+        <w:rPr>
+          <w:lang w:val="hi_IN" w:bidi="hi_IN"/>
+        </w:rPr>
+        <w:t>: किसी व्यक्ति के भीतर कुछ ऐसा हो सकता है जो उन्हें ठोकर खाने का कारण बनता है। यीशु ने इसकी गम्भीरता पर जोर दिया और इसे रोकने के लिए अत्यधिक उपाय करने का सुझाव दिया (</w:t>
+      </w:r>
+      <w:hyperlink r:id="rId51">
+        <w:r>
+          <w:rPr>
+            <w:lang w:val="hi_IN" w:bidi="hi_IN"/>
+          </w:rPr>
+          <w:rPr>
+            <w:color w:val="0000EE"/>
+            <w:u w:val="single"/>
+          </w:rPr>
+          <w:t>मत्ती 5:29–30</w:t>
+        </w:r>
+      </w:hyperlink>
+      <w:r>
+        <w:rPr>
+          <w:lang w:val="hi_IN" w:bidi="hi_IN"/>
+        </w:rPr>
+        <w:t xml:space="preserve">; </w:t>
+      </w:r>
+      <w:hyperlink r:id="rId52">
+        <w:r>
+          <w:rPr>
+            <w:lang w:val="hi_IN" w:bidi="hi_IN"/>
+          </w:rPr>
+          <w:rPr>
+            <w:color w:val="0000EE"/>
+            <w:u w:val="single"/>
+          </w:rPr>
+          <w:t>18:8–9</w:t>
+        </w:r>
+      </w:hyperlink>
+      <w:r>
+        <w:rPr>
+          <w:lang w:val="hi_IN" w:bidi="hi_IN"/>
+        </w:rPr>
+        <w:t>)।</w:t>
+      </w:r>
+    </w:p>
+    <w:p>
+      <w:pPr>
+        <w:pStyle w:val="ListNumber"/>
+        <w:spacing w:line="240" w:lineRule="auto"/>
+        <w:ind w:left="720"/>
+      </w:pPr>
+      <w:r>
+        <w:rPr>
+          <w:lang w:val="hi_IN" w:bidi="hi_IN"/>
+        </w:rPr>
+      </w:r>
+      <w:r>
+        <w:rPr>
+          <w:b/>
+          <w:lang w:val="hi_IN" w:bidi="hi_IN"/>
+        </w:rPr>
+        <w:t>दूसरों को ठोकर खिलाना</w:t>
+      </w:r>
+      <w:r>
+        <w:rPr>
+          <w:lang w:val="hi_IN" w:bidi="hi_IN"/>
+        </w:rPr>
+        <w:t>: किसी व्यक्ति के कार्यों में कुछ ऐसा हो सकता है जो दूसरों को ठोकर लगाता है। यीशु ने चेतावनी दी, "</w:t>
+      </w:r>
+      <w:r>
+        <w:rPr>
+          <w:lang w:val="hi_IN" w:bidi="hi_IN"/>
+        </w:rPr>
+        <w:t>ठोकरों के कारण संसार पर हाय! ठोकरों का लगना अवश्य है; पर हाय उस मनुष्य पर जिसके द्वारा ठोकर लगती है</w:t>
+      </w:r>
+      <w:r>
+        <w:rPr>
+          <w:lang w:val="hi_IN" w:bidi="hi_IN"/>
+        </w:rPr>
+        <w:t>!" (</w:t>
+      </w:r>
+      <w:hyperlink r:id="rId53">
+        <w:r>
+          <w:rPr>
+            <w:lang w:val="hi_IN" w:bidi="hi_IN"/>
+          </w:rPr>
+          <w:rPr>
+            <w:color w:val="0000EE"/>
+            <w:u w:val="single"/>
+          </w:rPr>
+          <w:t>मत्ती 18:7</w:t>
+        </w:r>
+      </w:hyperlink>
+      <w:r>
+        <w:rPr>
+          <w:lang w:val="hi_IN" w:bidi="hi_IN"/>
+        </w:rPr>
+        <w:t xml:space="preserve">)। नया नियम सिखाता है कि हमें इस प्रकार जीना चाहिए कि </w:t>
+      </w:r>
+      <w:r>
+        <w:rPr>
+          <w:lang w:val="hi_IN" w:bidi="hi_IN"/>
+        </w:rPr>
+        <w:t>हम एक दूसरे पर दोष न लगाएँ</w:t>
+      </w:r>
+      <w:r>
+        <w:rPr>
+          <w:lang w:val="hi_IN" w:bidi="hi_IN"/>
+        </w:rPr>
+        <w:t xml:space="preserve"> (</w:t>
+      </w:r>
+      <w:hyperlink r:id="rId54">
+        <w:r>
+          <w:rPr>
+            <w:lang w:val="hi_IN" w:bidi="hi_IN"/>
+          </w:rPr>
+          <w:rPr>
+            <w:color w:val="0000EE"/>
+            <w:u w:val="single"/>
+          </w:rPr>
+          <w:t>रोमियों 14:13</w:t>
+        </w:r>
+      </w:hyperlink>
+      <w:r>
+        <w:rPr>
+          <w:lang w:val="hi_IN" w:bidi="hi_IN"/>
+        </w:rPr>
+        <w:t>)। प्रेरित पौलुस कहते हैं, "</w:t>
+      </w:r>
+      <w:r>
+        <w:rPr>
+          <w:lang w:val="hi_IN" w:bidi="hi_IN"/>
+        </w:rPr>
+        <w:t>भोजन के लिये परमेश्वर का काम न बिगाड़; सब कुछ शुद्ध तो है</w:t>
+      </w:r>
+      <w:r>
+        <w:rPr>
+          <w:lang w:val="hi_IN" w:bidi="hi_IN"/>
+        </w:rPr>
+        <w:t xml:space="preserve">, </w:t>
+      </w:r>
+      <w:r>
+        <w:rPr>
+          <w:lang w:val="hi_IN" w:bidi="hi_IN"/>
+        </w:rPr>
+        <w:t>परन्तु उस मनुष्य के लिये बुरा है, जिसको उसके भोजन करने से ठोकर लगती है</w:t>
+      </w:r>
+      <w:r>
+        <w:rPr>
+          <w:lang w:val="hi_IN" w:bidi="hi_IN"/>
+        </w:rPr>
+        <w:t xml:space="preserve">। </w:t>
+      </w:r>
+      <w:r>
+        <w:rPr>
+          <w:lang w:val="hi_IN" w:bidi="hi_IN"/>
+        </w:rPr>
+        <w:t>भला तो यह है, कि न माँस खाए, और न दाखरस पीए, न और कुछ ऐसा करे, जिससे तेरा भाई ठोकर खाए</w:t>
+      </w:r>
+      <w:r>
+        <w:rPr>
+          <w:lang w:val="hi_IN" w:bidi="hi_IN"/>
+        </w:rPr>
+        <w:t>" (</w:t>
+      </w:r>
+      <w:hyperlink r:id="rId55">
+        <w:r>
+          <w:rPr>
+            <w:lang w:val="hi_IN" w:bidi="hi_IN"/>
+          </w:rPr>
+          <w:rPr>
+            <w:color w:val="0000EE"/>
+            <w:u w:val="single"/>
+          </w:rPr>
+          <w:t>रोमियों 14:20–21</w:t>
+        </w:r>
+      </w:hyperlink>
+      <w:r>
+        <w:rPr>
+          <w:lang w:val="hi_IN" w:bidi="hi_IN"/>
+        </w:rPr>
+        <w:t xml:space="preserve">; तुलना करें </w:t>
+      </w:r>
+      <w:hyperlink r:id="rId56">
+        <w:r>
+          <w:rPr>
+            <w:lang w:val="hi_IN" w:bidi="hi_IN"/>
+          </w:rPr>
+          <w:rPr>
+            <w:color w:val="0000EE"/>
+            <w:u w:val="single"/>
+          </w:rPr>
+          <w:t>1 कुरिन्थियों 10:32</w:t>
+        </w:r>
+      </w:hyperlink>
+      <w:r>
+        <w:rPr>
+          <w:lang w:val="hi_IN" w:bidi="hi_IN"/>
+        </w:rPr>
+        <w:t xml:space="preserve">; </w:t>
+      </w:r>
+      <w:hyperlink r:id="rId57">
+        <w:r>
+          <w:rPr>
+            <w:lang w:val="hi_IN" w:bidi="hi_IN"/>
+          </w:rPr>
+          <w:rPr>
+            <w:color w:val="0000EE"/>
+            <w:u w:val="single"/>
+          </w:rPr>
+          <w:t>2 कुरिन्थियों 6:3</w:t>
+        </w:r>
+      </w:hyperlink>
+      <w:r>
+        <w:rPr>
+          <w:lang w:val="hi_IN" w:bidi="hi_IN"/>
+        </w:rPr>
+        <w:t>)।</w:t>
+      </w:r>
+    </w:p>
+    <w:p>
+      <w:pPr>
+        <w:pStyle w:val="ListNumber"/>
+        <w:spacing w:line="240" w:lineRule="auto"/>
+        <w:ind w:left="720"/>
+      </w:pPr>
+      <w:r>
+        <w:rPr>
+          <w:lang w:val="hi_IN" w:bidi="hi_IN"/>
+        </w:rPr>
+      </w:r>
+      <w:r>
+        <w:rPr>
+          <w:b/>
+          <w:lang w:val="hi_IN" w:bidi="hi_IN"/>
+        </w:rPr>
+        <w:t>सत्य से ठेस पहुँचना</w:t>
+      </w:r>
+      <w:r>
+        <w:rPr>
+          <w:lang w:val="hi_IN" w:bidi="hi_IN"/>
+        </w:rPr>
+        <w:t>: लोग सत्य से प्रभावित हो सकते हैं, भले ही प्रस्तुत करने वाला व्यक्ति दोषी न हो। यशायाह ने परमेश्वर का वर्णन इस प्रकार किया है “</w:t>
+      </w:r>
+      <w:r>
+        <w:rPr>
+          <w:lang w:val="hi_IN" w:bidi="hi_IN"/>
+        </w:rPr>
+        <w:t>ठोकर का पत्थर और ठेस की चट्टान</w:t>
+      </w:r>
+      <w:r>
+        <w:rPr>
+          <w:lang w:val="hi_IN" w:bidi="hi_IN"/>
+        </w:rPr>
+        <w:t>” (</w:t>
+      </w:r>
+      <w:hyperlink r:id="rId58">
+        <w:r>
+          <w:rPr>
+            <w:lang w:val="hi_IN" w:bidi="hi_IN"/>
+          </w:rPr>
+          <w:rPr>
+            <w:color w:val="0000EE"/>
+            <w:u w:val="single"/>
+          </w:rPr>
+          <w:t>यशायाह 8:14</w:t>
+        </w:r>
+      </w:hyperlink>
+      <w:r>
+        <w:rPr>
+          <w:lang w:val="hi_IN" w:bidi="hi_IN"/>
+        </w:rPr>
+        <w:t>) क्योंकि लोग हमेशा उनकी मांगों और उनमें विश्वास के मार्ग को स्वीकार नहीं करेंगे। नया नियम इन शब्दों को मसीह के सुसमाचार की आपत्ति के लिए लागू करता है (</w:t>
+      </w:r>
+      <w:hyperlink r:id="rId59">
+        <w:r>
+          <w:rPr>
+            <w:lang w:val="hi_IN" w:bidi="hi_IN"/>
+          </w:rPr>
+          <w:rPr>
+            <w:color w:val="0000EE"/>
+            <w:u w:val="single"/>
+          </w:rPr>
+          <w:t>रोमियों 9:32–33</w:t>
+        </w:r>
+      </w:hyperlink>
+      <w:r>
+        <w:rPr>
+          <w:lang w:val="hi_IN" w:bidi="hi_IN"/>
+        </w:rPr>
+        <w:t xml:space="preserve">; </w:t>
+      </w:r>
+      <w:hyperlink r:id="rId60">
+        <w:r>
+          <w:rPr>
+            <w:lang w:val="hi_IN" w:bidi="hi_IN"/>
+          </w:rPr>
+          <w:rPr>
+            <w:color w:val="0000EE"/>
+            <w:u w:val="single"/>
+          </w:rPr>
+          <w:t>1 पतरस 2:8</w:t>
+        </w:r>
+      </w:hyperlink>
+      <w:r>
+        <w:rPr>
+          <w:lang w:val="hi_IN" w:bidi="hi_IN"/>
+        </w:rPr>
+        <w:t>)। अपने सेवाकाल के दौरान, लोग यीशु से प्रभावित हुए—उनके विनम्र जन्म से (</w:t>
+      </w:r>
+      <w:hyperlink r:id="rId61">
+        <w:r>
+          <w:rPr>
+            <w:lang w:val="hi_IN" w:bidi="hi_IN"/>
+          </w:rPr>
+          <w:rPr>
+            <w:color w:val="0000EE"/>
+            <w:u w:val="single"/>
+          </w:rPr>
+          <w:t>मत्ती 13:57</w:t>
+        </w:r>
+      </w:hyperlink>
+      <w:r>
+        <w:rPr>
+          <w:lang w:val="hi_IN" w:bidi="hi_IN"/>
+        </w:rPr>
+        <w:t>), जो उन्होंने कहा और किया उससे (</w:t>
+      </w:r>
+      <w:hyperlink r:id="rId62">
+        <w:r>
+          <w:rPr>
+            <w:lang w:val="hi_IN" w:bidi="hi_IN"/>
+          </w:rPr>
+          <w:rPr>
+            <w:color w:val="0000EE"/>
+            <w:u w:val="single"/>
+          </w:rPr>
+          <w:t>मत्ती 15:12</w:t>
+        </w:r>
+      </w:hyperlink>
+      <w:r>
+        <w:rPr>
+          <w:lang w:val="hi_IN" w:bidi="hi_IN"/>
+        </w:rPr>
+        <w:t>), या उनका अनुसरण करने की कीमत के कारण (</w:t>
+      </w:r>
+      <w:hyperlink r:id="rId63">
+        <w:r>
+          <w:rPr>
+            <w:lang w:val="hi_IN" w:bidi="hi_IN"/>
+          </w:rPr>
+          <w:rPr>
+            <w:color w:val="0000EE"/>
+            <w:u w:val="single"/>
+          </w:rPr>
+          <w:t>मत्ती 13:21</w:t>
+        </w:r>
+      </w:hyperlink>
+      <w:r>
+        <w:rPr>
+          <w:lang w:val="hi_IN" w:bidi="hi_IN"/>
+        </w:rPr>
+        <w:t xml:space="preserve">)। </w:t>
+      </w:r>
+      <w:r>
+        <w:rPr>
+          <w:lang w:val="hi_IN" w:bidi="hi_IN"/>
+        </w:rPr>
+        <w:t xml:space="preserve">यहाँ </w:t>
+      </w:r>
+      <w:r>
+        <w:rPr>
+          <w:lang w:val="hi_IN" w:bidi="hi_IN"/>
+        </w:rPr>
+        <w:t xml:space="preserve">तक कि कुछ </w:t>
+      </w:r>
+      <w:r>
+        <w:rPr>
+          <w:lang w:val="hi_IN" w:bidi="hi_IN"/>
+        </w:rPr>
+        <w:t xml:space="preserve">चेले </w:t>
+      </w:r>
+      <w:r>
+        <w:rPr>
+          <w:lang w:val="hi_IN" w:bidi="hi_IN"/>
+        </w:rPr>
+        <w:t xml:space="preserve">भी </w:t>
+      </w:r>
+      <w:r>
+        <w:rPr>
+          <w:lang w:val="hi_IN" w:bidi="hi_IN"/>
+        </w:rPr>
+        <w:t xml:space="preserve">कुड़कुड़ाते </w:t>
+      </w:r>
+      <w:r>
+        <w:rPr>
+          <w:lang w:val="hi_IN" w:bidi="hi_IN"/>
+        </w:rPr>
+        <w:t>हुए और दूर चले गए (</w:t>
+      </w:r>
+      <w:hyperlink r:id="rId64">
+        <w:r>
+          <w:rPr>
+            <w:lang w:val="hi_IN" w:bidi="hi_IN"/>
+          </w:rPr>
+          <w:rPr>
+            <w:color w:val="0000EE"/>
+            <w:u w:val="single"/>
+          </w:rPr>
+          <w:t>यूहन्ना 6:61</w:t>
+        </w:r>
+      </w:hyperlink>
+      <w:r>
+        <w:rPr>
+          <w:lang w:val="hi_IN" w:bidi="hi_IN"/>
+        </w:rPr>
+        <w:t>)। अन्ततः, सभी अप्रसन्न हुए और उनसे विमुख हो गए (</w:t>
+      </w:r>
+      <w:hyperlink r:id="rId65">
+        <w:r>
+          <w:rPr>
+            <w:lang w:val="hi_IN" w:bidi="hi_IN"/>
+          </w:rPr>
+          <w:rPr>
+            <w:color w:val="0000EE"/>
+            <w:u w:val="single"/>
+          </w:rPr>
+          <w:t>मत्ती 26:31, 56</w:t>
+        </w:r>
+      </w:hyperlink>
+      <w:r>
+        <w:rPr>
+          <w:lang w:val="hi_IN" w:bidi="hi_IN"/>
+        </w:rPr>
+        <w:t>)। पौलुस ने मसीह के क्रूस के प्रचार में आपत्ति की बात की। वह एक ऐसा संदेश प्रचार करके उत्पीड़न से बच सकते थे जिससे किसी को ठेस न पहुँचे (</w:t>
+      </w:r>
+      <w:hyperlink r:id="rId66">
+        <w:r>
+          <w:rPr>
+            <w:lang w:val="hi_IN" w:bidi="hi_IN"/>
+          </w:rPr>
+          <w:rPr>
+            <w:color w:val="0000EE"/>
+            <w:u w:val="single"/>
+          </w:rPr>
+          <w:t>गलातियों 5:11</w:t>
+        </w:r>
+      </w:hyperlink>
+      <w:r>
+        <w:rPr>
+          <w:lang w:val="hi_IN" w:bidi="hi_IN"/>
+        </w:rPr>
+        <w:t>)। उन्होंने क्रूस का प्रचार करना चुना, भले ही यह यहूदियों के लिए ठोकर का कारण और अन्यजातियों के लिए मूर्खता था (</w:t>
+      </w:r>
+      <w:hyperlink r:id="rId67">
+        <w:r>
+          <w:rPr>
+            <w:lang w:val="hi_IN" w:bidi="hi_IN"/>
+          </w:rPr>
+          <w:rPr>
+            <w:color w:val="0000EE"/>
+            <w:u w:val="single"/>
+          </w:rPr>
+          <w:t>1 कुरिन्थियों 1:23</w:t>
+        </w:r>
+      </w:hyperlink>
+      <w:r>
+        <w:rPr>
+          <w:lang w:val="hi_IN" w:bidi="hi_IN"/>
+        </w:rPr>
+        <w:t>)।</w:t>
+      </w:r>
+    </w:p>
+    <w:p>
+      <w:pPr/>
+      <w:r>
+        <w:rPr>
+          <w:lang w:val="hi_IN" w:bidi="hi_IN"/>
+        </w:rPr>
+      </w:r>
+      <w:r>
+        <w:rPr>
+          <w:i/>
+          <w:lang w:val="hi_IN" w:bidi="hi_IN"/>
+        </w:rPr>
+        <w:t>यह भी देखें</w:t>
+      </w:r>
+      <w:r>
+        <w:rPr>
+          <w:lang w:val="hi_IN" w:bidi="hi_IN"/>
+        </w:rPr>
+        <w:t xml:space="preserve"> </w:t>
+      </w:r>
+      <w:r>
+        <w:rPr>
+          <w:lang w:val="hi_IN" w:bidi="hi_IN"/>
+        </w:rPr>
+        <w:t>पाप</w:t>
+      </w:r>
+      <w:r>
+        <w:rPr>
+          <w:lang w:val="hi_IN" w:bidi="hi_IN"/>
+        </w:rPr>
+        <w:t>।</w:t>
+      </w:r>
+      <w:r>
+        <w:rPr>
+          <w:lang w:val="hi_IN" w:bidi="hi_IN"/>
+        </w:rPr>
+      </w:r>
+      <w:r>
+        <w:rPr>
+          <w:lang w:val="hi_IN" w:bidi="hi_IN"/>
+        </w:rPr>
+      </w:r>
+    </w:p>
+    <w:p>
+      <w:pPr/>
+      <w:r>
+        <w:rPr>
+          <w:lang w:val="hi_IN" w:bidi="hi_IN"/>
+        </w:rPr>
+      </w:r>
+    </w:p>
+    <w:p>
+      <w:pPr>
+        <w:pStyle w:val="Heading2"/>
+      </w:pPr>
+      <w:r>
+        <w:rPr>
+          <w:lang w:val="hi_IN" w:bidi="hi_IN"/>
+        </w:rPr>
+        <w:t>ठोकर</w:t>
+      </w:r>
+      <w:r>
+        <w:rPr>
+          <w:lang w:val="hi_IN" w:bidi="hi_IN"/>
+        </w:rPr>
+      </w:r>
+    </w:p>
+    <w:p>
+      <w:pPr/>
+      <w:r>
+        <w:rPr>
+          <w:lang w:val="hi_IN" w:bidi="hi_IN"/>
+        </w:rPr>
+      </w:r>
+      <w:r>
+        <w:rPr>
+          <w:lang w:val="hi_IN" w:bidi="hi_IN"/>
+        </w:rPr>
+        <w:t>किसी भी वस्तु को संदर्भित करने के लिए शाब्दिक और रूपक रूप से उपयोग किया जाने वाला शब्द जो किसी को ठोकर खिला सकता है।</w:t>
+      </w:r>
+    </w:p>
+    <w:p>
+      <w:pPr/>
+      <w:r>
+        <w:rPr>
+          <w:lang w:val="hi_IN" w:bidi="hi_IN"/>
+        </w:rPr>
+      </w:r>
+      <w:r>
+        <w:rPr>
+          <w:lang w:val="hi_IN" w:bidi="hi_IN"/>
+        </w:rPr>
+        <w:t xml:space="preserve">यह वाक्यांश </w:t>
+      </w:r>
+      <w:hyperlink r:id="rId68">
+        <w:r>
+          <w:rPr>
+            <w:lang w:val="hi_IN" w:bidi="hi_IN"/>
+          </w:rPr>
+          <w:rPr>
+            <w:color w:val="0000EE"/>
+            <w:u w:val="single"/>
+          </w:rPr>
+          <w:t>लैव्यव्यवस्था 19:14</w:t>
+        </w:r>
+      </w:hyperlink>
+      <w:r>
+        <w:rPr>
+          <w:lang w:val="hi_IN" w:bidi="hi_IN"/>
+        </w:rPr>
+        <w:t xml:space="preserve"> में शाब्दिक रूप से उपयोग किया गया है, जहाँ इस्राएल के लोगों को चेतावनी दी जाती है कि वे “अंधों के सामने ठोकर का पत्थर न रखें,” बल्कि “प्रभु अपने परमेश्वर का भय मानें।” एक अलग रूपक उपयोग </w:t>
+      </w:r>
+      <w:hyperlink r:id="rId69">
+        <w:r>
+          <w:rPr>
+            <w:lang w:val="hi_IN" w:bidi="hi_IN"/>
+          </w:rPr>
+          <w:rPr>
+            <w:color w:val="0000EE"/>
+            <w:u w:val="single"/>
+          </w:rPr>
+          <w:t>यिर्मयाह 6:21</w:t>
+        </w:r>
+      </w:hyperlink>
+      <w:r>
+        <w:rPr>
+          <w:lang w:val="hi_IN" w:bidi="hi_IN"/>
+        </w:rPr>
+        <w:t xml:space="preserve"> में होता है, जहाँ परमेश्वर वादा करते हैं कि यदि इस्राएल के लोग उनकी चेतावनियों पर ध्यान नहीं देते, तो वे उनके सामने ठोकर का पत्थर रखेंगे।</w:t>
+      </w:r>
+    </w:p>
+    <w:p>
+      <w:pPr/>
+      <w:r>
+        <w:rPr>
+          <w:lang w:val="hi_IN" w:bidi="hi_IN"/>
+        </w:rPr>
+      </w:r>
+      <w:r>
+        <w:rPr>
+          <w:lang w:val="hi_IN" w:bidi="hi_IN"/>
+        </w:rPr>
+        <w:t>हालांकि, सबसे आम पुराना नियम उपयोग यहेजकेल में मिलता है, जहाँ इस वाक्यांश का उपयोग मूर्तियों और मूर्तिपूजा का उल्लेख करने के लिए किया जाता है: "</w:t>
+      </w:r>
+      <w:r>
+        <w:rPr>
+          <w:lang w:val="hi_IN" w:bidi="hi_IN"/>
+        </w:rPr>
+        <w:t>हे मनुष्य के सन्तान, इन पुरुषों ने तो अपनी मूरतें अपने मन में स्थापित की, और अपने अधर्म की ठोकर अपने सामने रखी है; फिर क्या वे मुझसे कुछ भी पूछने पाएँगे?</w:t>
+      </w:r>
+      <w:r>
+        <w:rPr>
+          <w:lang w:val="hi_IN" w:bidi="hi_IN"/>
+        </w:rPr>
+        <w:t>” (</w:t>
+      </w:r>
+      <w:hyperlink r:id="rId70">
+        <w:r>
+          <w:rPr>
+            <w:lang w:val="hi_IN" w:bidi="hi_IN"/>
+          </w:rPr>
+          <w:rPr>
+            <w:color w:val="0000EE"/>
+            <w:u w:val="single"/>
+          </w:rPr>
+          <w:t>यहेज 14:3</w:t>
+        </w:r>
+      </w:hyperlink>
+      <w:r>
+        <w:rPr>
+          <w:lang w:val="hi_IN" w:bidi="hi_IN"/>
+        </w:rPr>
+        <w:t xml:space="preserve">; साथ ही </w:t>
+      </w:r>
+      <w:hyperlink r:id="rId71">
+        <w:r>
+          <w:rPr>
+            <w:lang w:val="hi_IN" w:bidi="hi_IN"/>
+          </w:rPr>
+          <w:rPr>
+            <w:color w:val="0000EE"/>
+            <w:u w:val="single"/>
+          </w:rPr>
+          <w:t>7:19</w:t>
+        </w:r>
+      </w:hyperlink>
+      <w:r>
+        <w:rPr>
+          <w:lang w:val="hi_IN" w:bidi="hi_IN"/>
+        </w:rPr>
+        <w:t xml:space="preserve">; </w:t>
+      </w:r>
+      <w:hyperlink r:id="rId72">
+        <w:r>
+          <w:rPr>
+            <w:lang w:val="hi_IN" w:bidi="hi_IN"/>
+          </w:rPr>
+          <w:rPr>
+            <w:color w:val="0000EE"/>
+            <w:u w:val="single"/>
+          </w:rPr>
+          <w:t>44:12</w:t>
+        </w:r>
+      </w:hyperlink>
+      <w:r>
+        <w:rPr>
+          <w:lang w:val="hi_IN" w:bidi="hi_IN"/>
+        </w:rPr>
+        <w:t>)।</w:t>
+      </w:r>
+    </w:p>
+    <w:p>
+      <w:pPr/>
+      <w:r>
+        <w:rPr>
+          <w:lang w:val="hi_IN" w:bidi="hi_IN"/>
+        </w:rPr>
+      </w:r>
+      <w:r>
+        <w:rPr>
+          <w:lang w:val="hi_IN" w:bidi="hi_IN"/>
+        </w:rPr>
+        <w:t>नय नियम में यह शब्द मूल रूप से अपने इब्रानी अर्थ को बनाए रखता है। फिर भी, इस वाक्यांश का उपयोग रूपक रूप में किया जाता है ताकि यह बताया जा सके कि कई यहूदियों को यीशु को परमेश्वर का पुत्र मानने में कठिनाइयों का सामना करना पड़ा: "</w:t>
+      </w:r>
+      <w:r>
+        <w:rPr>
+          <w:lang w:val="hi_IN" w:bidi="hi_IN"/>
+        </w:rPr>
+        <w:t>परन्तु हम तो उस क्रूस पर चढ़ाए हुए मसीह का प्रचार करते हैं जो यहूदियों के निकट ठोकर का कारण, और अन्यजातियों के निकट मूर्खता है</w:t>
+      </w:r>
+      <w:r>
+        <w:rPr>
+          <w:lang w:val="hi_IN" w:bidi="hi_IN"/>
+        </w:rPr>
+        <w:t>" (</w:t>
+      </w:r>
+      <w:hyperlink r:id="rId67">
+        <w:r>
+          <w:rPr>
+            <w:lang w:val="hi_IN" w:bidi="hi_IN"/>
+          </w:rPr>
+          <w:rPr>
+            <w:color w:val="0000EE"/>
+            <w:u w:val="single"/>
+          </w:rPr>
+          <w:t>1 कुरि 1:23</w:t>
+        </w:r>
+      </w:hyperlink>
+      <w:r>
+        <w:rPr>
+          <w:lang w:val="hi_IN" w:bidi="hi_IN"/>
+        </w:rPr>
+        <w:t xml:space="preserve">; देखें </w:t>
+      </w:r>
+      <w:hyperlink r:id="rId73">
+        <w:r>
+          <w:rPr>
+            <w:lang w:val="hi_IN" w:bidi="hi_IN"/>
+          </w:rPr>
+          <w:rPr>
+            <w:color w:val="0000EE"/>
+            <w:u w:val="single"/>
+          </w:rPr>
+          <w:t>रोम 9:31–32</w:t>
+        </w:r>
+      </w:hyperlink>
+      <w:r>
+        <w:rPr>
+          <w:lang w:val="hi_IN" w:bidi="hi_IN"/>
+        </w:rPr>
+        <w:t xml:space="preserve"> भी)। </w:t>
+      </w:r>
+      <w:hyperlink r:id="rId74">
+        <w:r>
+          <w:rPr>
+            <w:lang w:val="hi_IN" w:bidi="hi_IN"/>
+          </w:rPr>
+          <w:rPr>
+            <w:color w:val="0000EE"/>
+            <w:u w:val="single"/>
+          </w:rPr>
+          <w:t>रोमियों 11:11–12</w:t>
+        </w:r>
+      </w:hyperlink>
+      <w:r>
+        <w:rPr>
+          <w:lang w:val="hi_IN" w:bidi="hi_IN"/>
+        </w:rPr>
+        <w:t xml:space="preserve"> में, पौलुस कहते हैं कि यह प्रतिरोध वास्तव में परमेश्वर की योजना का हिस्सा है ताकि वह अपने धन को संसार में फैला सकें। अन्त में, </w:t>
+      </w:r>
+      <w:hyperlink r:id="rId75">
+        <w:r>
+          <w:rPr>
+            <w:lang w:val="hi_IN" w:bidi="hi_IN"/>
+          </w:rPr>
+          <w:rPr>
+            <w:color w:val="0000EE"/>
+            <w:u w:val="single"/>
+          </w:rPr>
+          <w:t>1 कुरिन्थियों 8:9</w:t>
+        </w:r>
+      </w:hyperlink>
+      <w:r>
+        <w:rPr>
+          <w:lang w:val="hi_IN" w:bidi="hi_IN"/>
+        </w:rPr>
+        <w:t xml:space="preserve"> "ठोकर का कारण" का उपयोग कुछ प्रथाओं के बारे में बात करने के लिए करता है जो स्वयं में उपयुक्त हो सकती हैं लेकिन जिनका अनपेक्षित प्रभाव एक कमजोर भाई को ठेस पहुँचाने का हो सकता है (देखें </w:t>
+      </w:r>
+      <w:hyperlink r:id="rId54">
+        <w:r>
+          <w:rPr>
+            <w:lang w:val="hi_IN" w:bidi="hi_IN"/>
+          </w:rPr>
+          <w:rPr>
+            <w:color w:val="0000EE"/>
+            <w:u w:val="single"/>
+          </w:rPr>
+          <w:t>रोम 14:13</w:t>
+        </w:r>
+      </w:hyperlink>
+      <w:r>
+        <w:rPr>
+          <w:lang w:val="hi_IN" w:bidi="hi_IN"/>
+        </w:rPr>
+        <w:t xml:space="preserve"> भी)।</w:t>
       </w:r>
       <w:r>
         <w:rPr>
@@ -2205,6 +4292,18 @@
   </w:num>
   <w:num w:numId="13" w16cid:durableId="592781308">
     <w:abstractNumId w:val="11"/>
+  </w:num>
+  <w:num w:numId="14">
+    <w:abstractNumId w:val="3"/>
+    <w:lvlOverride w:ilvl="0">
+      <w:startOverride w:val="1"/>
+    </w:lvlOverride>
+  </w:num>
+  <w:num w:numId="15">
+    <w:abstractNumId w:val="3"/>
+    <w:lvlOverride w:ilvl="0">
+      <w:startOverride w:val="1"/>
+    </w:lvlOverride>
   </w:num>
   <w:numIdMacAtCleanup w:val="10"/>
 </w:numbering>

--- a/hin/docx/034.content.docx
+++ b/hin/docx/034.content.docx
@@ -19,7 +19,7 @@
         <w:rPr>
           <w:lang w:val="hi_IN" w:bidi="hi_IN"/>
         </w:rPr>
-        <w:t>Resource: Tyndale Open Bible Dictionary</w:t>
+        <w:t>Resource: Aquifer Open Bible Dictionary</w:t>
       </w:r>
       <w:r>
         <w:rPr>
@@ -112,7 +112,7 @@
         <w:rPr>
           <w:lang w:val="hi_IN" w:bidi="hi_IN"/>
         </w:rPr>
-        <w:t>Tyndale Open Bible Dictionary</w:t>
+        <w:t>Aquifer Open Bible Dictionary</w:t>
       </w:r>
     </w:p>
     <w:p>

--- a/hin/docx/034.content.docx
+++ b/hin/docx/034.content.docx
@@ -233,126 +233,84 @@
         </w:rPr>
         <w:t>मनुष्य-निर्मित जलाशय जो या तो भूमिगत स्रोतो से या वर्षा जल से भरा होता है। क्योंकि बाइबिल में वर्णित दुनिया के अधिकांश भाग शुष्क से लेकर अर्ध-शुष्क स्थल तक है, इसलिए कुएं मनुष्यों, पशुओं और फसलों की सिंचाई के लिए जल का महत्वपूर्ण स्रोत थे। दुर्भाग्यवश, अधिकांश कुएँ जल का विश्वसनीय स्रोत नहीं थे, क्योंकि वे दुर्लभ वर्षा या अस्थायी स्रोत पर निर्भर थे (</w:t>
       </w:r>
-      <w:hyperlink r:id="rId13">
-        <w:r>
-          <w:rPr>
-            <w:lang w:val="hi_IN" w:bidi="hi_IN"/>
-          </w:rPr>
-          <w:rPr>
-            <w:color w:val="0000EE"/>
-            <w:u w:val="single"/>
-          </w:rPr>
-          <w:t>नीति 25:26</w:t>
-        </w:r>
-      </w:hyperlink>
+      <w:r>
+        <w:rPr>
+          <w:lang w:val="hi_IN" w:bidi="hi_IN"/>
+        </w:rPr>
+        <w:t>नीति 25:26</w:t>
+      </w:r>
       <w:r>
         <w:rPr>
           <w:lang w:val="hi_IN" w:bidi="hi_IN"/>
         </w:rPr>
         <w:t>)। इसलिए जल के विश्वसनीय स्रोत की खोज बहुत हर्ष का कारण होती थी (</w:t>
       </w:r>
-      <w:hyperlink r:id="rId14">
-        <w:r>
-          <w:rPr>
-            <w:lang w:val="hi_IN" w:bidi="hi_IN"/>
-          </w:rPr>
-          <w:rPr>
-            <w:color w:val="0000EE"/>
-            <w:u w:val="single"/>
-          </w:rPr>
-          <w:t>गिनती 21:17–18</w:t>
-        </w:r>
-      </w:hyperlink>
+      <w:r>
+        <w:rPr>
+          <w:lang w:val="hi_IN" w:bidi="hi_IN"/>
+        </w:rPr>
+        <w:t>गिनती 21:17–18</w:t>
+      </w:r>
       <w:r>
         <w:rPr>
           <w:lang w:val="hi_IN" w:bidi="hi_IN"/>
         </w:rPr>
         <w:t>) और अक्सर संघर्ष का कारण बनती थी (</w:t>
       </w:r>
-      <w:hyperlink r:id="rId15">
-        <w:r>
-          <w:rPr>
-            <w:lang w:val="hi_IN" w:bidi="hi_IN"/>
-          </w:rPr>
-          <w:rPr>
-            <w:color w:val="0000EE"/>
-            <w:u w:val="single"/>
-          </w:rPr>
-          <w:t>उत्पत्ति 21:25–30</w:t>
-        </w:r>
-      </w:hyperlink>
+      <w:r>
+        <w:rPr>
+          <w:lang w:val="hi_IN" w:bidi="hi_IN"/>
+        </w:rPr>
+        <w:t>उत्पत्ति 21:25–30</w:t>
+      </w:r>
       <w:r>
         <w:rPr>
           <w:lang w:val="hi_IN" w:bidi="hi_IN"/>
         </w:rPr>
         <w:t xml:space="preserve">; </w:t>
       </w:r>
-      <w:hyperlink r:id="rId16">
-        <w:r>
-          <w:rPr>
-            <w:lang w:val="hi_IN" w:bidi="hi_IN"/>
-          </w:rPr>
-          <w:rPr>
-            <w:color w:val="0000EE"/>
-            <w:u w:val="single"/>
-          </w:rPr>
-          <w:t>26:19–22</w:t>
-        </w:r>
-      </w:hyperlink>
+      <w:r>
+        <w:rPr>
+          <w:lang w:val="hi_IN" w:bidi="hi_IN"/>
+        </w:rPr>
+        <w:t>26:19–22</w:t>
+      </w:r>
       <w:r>
         <w:rPr>
           <w:lang w:val="hi_IN" w:bidi="hi_IN"/>
         </w:rPr>
         <w:t xml:space="preserve">; </w:t>
       </w:r>
-      <w:hyperlink r:id="rId17">
-        <w:r>
-          <w:rPr>
-            <w:lang w:val="hi_IN" w:bidi="hi_IN"/>
-          </w:rPr>
-          <w:rPr>
-            <w:color w:val="0000EE"/>
-            <w:u w:val="single"/>
-          </w:rPr>
-          <w:t>2 राजा 3:19</w:t>
-        </w:r>
-      </w:hyperlink>
+      <w:r>
+        <w:rPr>
+          <w:lang w:val="hi_IN" w:bidi="hi_IN"/>
+        </w:rPr>
+        <w:t>2 राजा 3:19</w:t>
+      </w:r>
       <w:r>
         <w:rPr>
           <w:lang w:val="hi_IN" w:bidi="hi_IN"/>
         </w:rPr>
         <w:t>)। सफलतापूर्वक कुआं खोदना और अपने जल अधिकारों की रक्षा करना अक्सर संपत्ति के अधिकारों के महत्वपूर्ण निर्धारक के रूप में कार्य करता था। (</w:t>
       </w:r>
-      <w:hyperlink r:id="rId15">
-        <w:r>
-          <w:rPr>
-            <w:lang w:val="hi_IN" w:bidi="hi_IN"/>
-          </w:rPr>
-          <w:rPr>
-            <w:color w:val="0000EE"/>
-            <w:u w:val="single"/>
-          </w:rPr>
-          <w:t>उत्पत्ति 21:25–30</w:t>
-        </w:r>
-      </w:hyperlink>
+      <w:r>
+        <w:rPr>
+          <w:lang w:val="hi_IN" w:bidi="hi_IN"/>
+        </w:rPr>
+        <w:t>उत्पत्ति 21:25–30</w:t>
+      </w:r>
       <w:r>
         <w:rPr>
           <w:lang w:val="hi_IN" w:bidi="hi_IN"/>
         </w:rPr>
         <w:t xml:space="preserve">; </w:t>
       </w:r>
-      <w:hyperlink r:id="rId18">
-        <w:r>
-          <w:rPr>
-            <w:lang w:val="hi_IN" w:bidi="hi_IN"/>
-          </w:rPr>
-          <w:rPr>
-            <w:color w:val="0000EE"/>
-            <w:u w:val="single"/>
-          </w:rPr>
-          <w:t>29:2–3</w:t>
-        </w:r>
-      </w:hyperlink>
+      <w:r>
+        <w:rPr>
+          <w:lang w:val="hi_IN" w:bidi="hi_IN"/>
+        </w:rPr>
+        <w:t>29:2–3</w:t>
+      </w:r>
       <w:r>
         <w:rPr>
           <w:lang w:val="hi_IN" w:bidi="hi_IN"/>
@@ -373,108 +331,72 @@
         </w:rPr>
         <w:t>उत्तम कुएं आमतौर पर परमेश्वर की कृपा के संकेत माने जाते थे (</w:t>
       </w:r>
-      <w:hyperlink r:id="rId19">
-        <w:r>
-          <w:rPr>
-            <w:lang w:val="hi_IN" w:bidi="hi_IN"/>
-          </w:rPr>
-          <w:rPr>
-            <w:color w:val="0000EE"/>
-            <w:u w:val="single"/>
-          </w:rPr>
-          <w:t>उत्पत्ति 16:14</w:t>
-        </w:r>
-      </w:hyperlink>
+      <w:r>
+        <w:rPr>
+          <w:lang w:val="hi_IN" w:bidi="hi_IN"/>
+        </w:rPr>
+        <w:t>उत्पत्ति 16:14</w:t>
+      </w:r>
       <w:r>
         <w:rPr>
           <w:lang w:val="hi_IN" w:bidi="hi_IN"/>
         </w:rPr>
         <w:t xml:space="preserve">; </w:t>
       </w:r>
-      <w:hyperlink r:id="rId20">
-        <w:r>
-          <w:rPr>
-            <w:lang w:val="hi_IN" w:bidi="hi_IN"/>
-          </w:rPr>
-          <w:rPr>
-            <w:color w:val="0000EE"/>
-            <w:u w:val="single"/>
-          </w:rPr>
-          <w:t>21:19</w:t>
-        </w:r>
-      </w:hyperlink>
+      <w:r>
+        <w:rPr>
+          <w:lang w:val="hi_IN" w:bidi="hi_IN"/>
+        </w:rPr>
+        <w:t>21:19</w:t>
+      </w:r>
       <w:r>
         <w:rPr>
           <w:lang w:val="hi_IN" w:bidi="hi_IN"/>
         </w:rPr>
         <w:t xml:space="preserve">; </w:t>
       </w:r>
-      <w:hyperlink r:id="rId21">
-        <w:r>
-          <w:rPr>
-            <w:lang w:val="hi_IN" w:bidi="hi_IN"/>
-          </w:rPr>
-          <w:rPr>
-            <w:color w:val="0000EE"/>
-            <w:u w:val="single"/>
-          </w:rPr>
-          <w:t>गिनती 21:16–18</w:t>
-        </w:r>
-      </w:hyperlink>
+      <w:r>
+        <w:rPr>
+          <w:lang w:val="hi_IN" w:bidi="hi_IN"/>
+        </w:rPr>
+        <w:t>गिनती 21:16–18</w:t>
+      </w:r>
       <w:r>
         <w:rPr>
           <w:lang w:val="hi_IN" w:bidi="hi_IN"/>
         </w:rPr>
         <w:t>)। इसलिए बाइबिल के लेखक, स्रोतो से भरे कुओं के जल की तुलना परमेश्वर द्वारा उनके लोगों के लिए उद्धार की व्यवस्था से करते थे (</w:t>
       </w:r>
-      <w:hyperlink r:id="rId22">
-        <w:r>
-          <w:rPr>
-            <w:lang w:val="hi_IN" w:bidi="hi_IN"/>
-          </w:rPr>
-          <w:rPr>
-            <w:color w:val="0000EE"/>
-            <w:u w:val="single"/>
-          </w:rPr>
-          <w:t>यशायाह 12:3</w:t>
-        </w:r>
-      </w:hyperlink>
+      <w:r>
+        <w:rPr>
+          <w:lang w:val="hi_IN" w:bidi="hi_IN"/>
+        </w:rPr>
+        <w:t>यशायाह 12:3</w:t>
+      </w:r>
       <w:r>
         <w:rPr>
           <w:lang w:val="hi_IN" w:bidi="hi_IN"/>
         </w:rPr>
         <w:t xml:space="preserve">; </w:t>
       </w:r>
-      <w:hyperlink r:id="rId23">
-        <w:r>
-          <w:rPr>
-            <w:lang w:val="hi_IN" w:bidi="hi_IN"/>
-          </w:rPr>
-          <w:rPr>
-            <w:color w:val="0000EE"/>
-            <w:u w:val="single"/>
-          </w:rPr>
-          <w:t>यूहन्ना 4:14</w:t>
-        </w:r>
-      </w:hyperlink>
+      <w:r>
+        <w:rPr>
+          <w:lang w:val="hi_IN" w:bidi="hi_IN"/>
+        </w:rPr>
+        <w:t>यूहन्ना 4:14</w:t>
+      </w:r>
       <w:r>
         <w:rPr>
           <w:lang w:val="hi_IN" w:bidi="hi_IN"/>
         </w:rPr>
         <w:t>)। वर्षा के जल को इकट्ठा करने वाले कुओं में जल की अपेक्षाकृत खराब गुणवत्ता और “जीवित” (अर्थात बहते हुए) जल के झरनों से भरने वाले कुओं के जल की उच्च गुणवत्ता के बीच का अंतर यीशु और सामरी स्त्री के बीच हुए संवाद को स्पष्ट करने में मदद करता है जब यीशु ने उसे “जीवित जल” दिया था (</w:t>
       </w:r>
-      <w:hyperlink r:id="rId24">
-        <w:r>
-          <w:rPr>
-            <w:lang w:val="hi_IN" w:bidi="hi_IN"/>
-          </w:rPr>
-          <w:rPr>
-            <w:color w:val="0000EE"/>
-            <w:u w:val="single"/>
-          </w:rPr>
-          <w:t>यूहन्ना 4:10–15</w:t>
-        </w:r>
-      </w:hyperlink>
+      <w:r>
+        <w:rPr>
+          <w:lang w:val="hi_IN" w:bidi="hi_IN"/>
+        </w:rPr>
+        <w:t>यूहन्ना 4:10–15</w:t>
+      </w:r>
       <w:r>
         <w:rPr>
           <w:lang w:val="hi_IN" w:bidi="hi_IN"/>
@@ -598,72 +520,48 @@
         </w:rPr>
         <w:t xml:space="preserve">का प्रतीकात्मक महत्व </w:t>
       </w:r>
-      <w:hyperlink r:id="rId25">
-        <w:r>
-          <w:rPr>
-            <w:lang w:val="hi_IN" w:bidi="hi_IN"/>
-          </w:rPr>
-          <w:rPr>
-            <w:color w:val="0000EE"/>
-            <w:u w:val="single"/>
-          </w:rPr>
-          <w:t>भजन संहिता 22:15</w:t>
-        </w:r>
-      </w:hyperlink>
+      <w:r>
+        <w:rPr>
+          <w:lang w:val="hi_IN" w:bidi="hi_IN"/>
+        </w:rPr>
+        <w:t>भजन संहिता 22:15</w:t>
+      </w:r>
       <w:r>
         <w:rPr>
           <w:lang w:val="hi_IN" w:bidi="hi_IN"/>
         </w:rPr>
         <w:t xml:space="preserve">, </w:t>
       </w:r>
-      <w:hyperlink r:id="rId26">
-        <w:r>
-          <w:rPr>
-            <w:lang w:val="hi_IN" w:bidi="hi_IN"/>
-          </w:rPr>
-          <w:rPr>
-            <w:color w:val="0000EE"/>
-            <w:u w:val="single"/>
-          </w:rPr>
-          <w:t>यशायाह 30:14</w:t>
-        </w:r>
-      </w:hyperlink>
+      <w:r>
+        <w:rPr>
+          <w:lang w:val="hi_IN" w:bidi="hi_IN"/>
+        </w:rPr>
+        <w:t>यशायाह 30:14</w:t>
+      </w:r>
       <w:r>
         <w:rPr>
           <w:lang w:val="hi_IN" w:bidi="hi_IN"/>
         </w:rPr>
         <w:t xml:space="preserve">, </w:t>
       </w:r>
-      <w:hyperlink r:id="rId27">
-        <w:r>
-          <w:rPr>
-            <w:lang w:val="hi_IN" w:bidi="hi_IN"/>
-          </w:rPr>
-          <w:rPr>
-            <w:color w:val="0000EE"/>
-            <w:u w:val="single"/>
-          </w:rPr>
-          <w:t>45:9</w:t>
-        </w:r>
-      </w:hyperlink>
+      <w:r>
+        <w:rPr>
+          <w:lang w:val="hi_IN" w:bidi="hi_IN"/>
+        </w:rPr>
+        <w:t>45:9</w:t>
+      </w:r>
       <w:r>
         <w:rPr>
           <w:lang w:val="hi_IN" w:bidi="hi_IN"/>
         </w:rPr>
         <w:t xml:space="preserve"> और </w:t>
       </w:r>
-      <w:hyperlink r:id="rId28">
-        <w:r>
-          <w:rPr>
-            <w:lang w:val="hi_IN" w:bidi="hi_IN"/>
-          </w:rPr>
-          <w:rPr>
-            <w:color w:val="0000EE"/>
-            <w:u w:val="single"/>
-          </w:rPr>
-          <w:t>यहेजकेल 23:34</w:t>
-        </w:r>
-      </w:hyperlink>
+      <w:r>
+        <w:rPr>
+          <w:lang w:val="hi_IN" w:bidi="hi_IN"/>
+        </w:rPr>
+        <w:t>यहेजकेल 23:34</w:t>
+      </w:r>
       <w:r>
         <w:rPr>
           <w:lang w:val="hi_IN" w:bidi="hi_IN"/>
@@ -757,18 +655,12 @@
         </w:rPr>
         <w:t>बँधुआई से पहले यरूशलेम की शहरपनाह के दक्षिण भाग में एक फाटक था। यह हिन्नोम की तराई और कुम्हार के खेत की ओर जाता था। कुम्हार वहाँ पर टूटे हुए बर्तन फेंक सकते थे, इसलिए इसका यह नाम पड़ा। केजेवी (इब्री शब्द का सम्बन्ध सूर्य से जोड़ते हुए) इसे "पूर्व फाटक" के रूप में प्रस्तुत करता है (</w:t>
       </w:r>
-      <w:hyperlink r:id="rId29">
-        <w:r>
-          <w:rPr>
-            <w:lang w:val="hi_IN" w:bidi="hi_IN"/>
-          </w:rPr>
-          <w:rPr>
-            <w:color w:val="0000EE"/>
-            <w:u w:val="single"/>
-          </w:rPr>
-          <w:t>यिर्म 19:2</w:t>
-        </w:r>
-      </w:hyperlink>
+      <w:r>
+        <w:rPr>
+          <w:lang w:val="hi_IN" w:bidi="hi_IN"/>
+        </w:rPr>
+        <w:t>यिर्म 19:2</w:t>
+      </w:r>
       <w:r>
         <w:rPr>
           <w:lang w:val="hi_IN" w:bidi="hi_IN"/>
@@ -867,18 +759,12 @@
           <w:lang w:val="hi_IN" w:bidi="hi_IN"/>
         </w:rPr>
       </w:r>
-      <w:hyperlink r:id="rId30">
-        <w:r>
-          <w:rPr>
-            <w:lang w:val="hi_IN" w:bidi="hi_IN"/>
-          </w:rPr>
-          <w:rPr>
-            <w:color w:val="0000EE"/>
-            <w:u w:val="single"/>
-          </w:rPr>
-          <w:t>यशायाह 6:13</w:t>
-        </w:r>
-      </w:hyperlink>
+      <w:r>
+        <w:rPr>
+          <w:lang w:val="hi_IN" w:bidi="hi_IN"/>
+        </w:rPr>
+        <w:t>यशायाह 6:13</w:t>
+      </w:r>
       <w:r>
         <w:rPr>
           <w:lang w:val="hi_IN" w:bidi="hi_IN"/>
@@ -1075,18 +961,12 @@
         </w:rPr>
         <w:t>पाप मुख्य रूप से परमेश्वर के विरुद्ध एक अपराध है। उदाहरण के लिए, एदोम के लोगों ने यहूदा से बदला लेकर परमेश्वर का अपमान किया, इसलिए परमेश्वर ने उनका न्याय किया (</w:t>
       </w:r>
-      <w:hyperlink r:id="rId31">
-        <w:r>
-          <w:rPr>
-            <w:lang w:val="hi_IN" w:bidi="hi_IN"/>
-          </w:rPr>
-          <w:rPr>
-            <w:color w:val="0000EE"/>
-            <w:u w:val="single"/>
-          </w:rPr>
-          <w:t>यहेजकेल 25:12–13</w:t>
-        </w:r>
-      </w:hyperlink>
+      <w:r>
+        <w:rPr>
+          <w:lang w:val="hi_IN" w:bidi="hi_IN"/>
+        </w:rPr>
+        <w:t>यहेजकेल 25:12–13</w:t>
+      </w:r>
       <w:r>
         <w:rPr>
           <w:lang w:val="hi_IN" w:bidi="hi_IN"/>
@@ -1105,108 +985,72 @@
         </w:rPr>
         <w:t>करके परमेश्वर का अपमान किया (</w:t>
       </w:r>
-      <w:hyperlink r:id="rId32">
-        <w:r>
-          <w:rPr>
-            <w:lang w:val="hi_IN" w:bidi="hi_IN"/>
-          </w:rPr>
-          <w:rPr>
-            <w:color w:val="0000EE"/>
-            <w:u w:val="single"/>
-          </w:rPr>
-          <w:t>होशे 13:1</w:t>
-        </w:r>
-      </w:hyperlink>
+      <w:r>
+        <w:rPr>
+          <w:lang w:val="hi_IN" w:bidi="hi_IN"/>
+        </w:rPr>
+        <w:t>होशे 13:1</w:t>
+      </w:r>
       <w:r>
         <w:rPr>
           <w:lang w:val="hi_IN" w:bidi="hi_IN"/>
         </w:rPr>
         <w:t>)। परमेश्वर की व्यवस्था का उल्लंघन करना एक अपराध कहलाता है (</w:t>
       </w:r>
-      <w:hyperlink r:id="rId33">
-        <w:r>
-          <w:rPr>
-            <w:lang w:val="hi_IN" w:bidi="hi_IN"/>
-          </w:rPr>
-          <w:rPr>
-            <w:color w:val="0000EE"/>
-            <w:u w:val="single"/>
-          </w:rPr>
-          <w:t>व्यवस्थाविवरण 19:15</w:t>
-        </w:r>
-      </w:hyperlink>
+      <w:r>
+        <w:rPr>
+          <w:lang w:val="hi_IN" w:bidi="hi_IN"/>
+        </w:rPr>
+        <w:t>व्यवस्थाविवरण 19:15</w:t>
+      </w:r>
       <w:r>
         <w:rPr>
           <w:lang w:val="hi_IN" w:bidi="hi_IN"/>
         </w:rPr>
         <w:t xml:space="preserve">; तुलना करें </w:t>
       </w:r>
-      <w:hyperlink r:id="rId34">
-        <w:r>
-          <w:rPr>
-            <w:lang w:val="hi_IN" w:bidi="hi_IN"/>
-          </w:rPr>
-          <w:rPr>
-            <w:color w:val="0000EE"/>
-            <w:u w:val="single"/>
-          </w:rPr>
-          <w:t>22:26</w:t>
-        </w:r>
-      </w:hyperlink>
+      <w:r>
+        <w:rPr>
+          <w:lang w:val="hi_IN" w:bidi="hi_IN"/>
+        </w:rPr>
+        <w:t>22:26</w:t>
+      </w:r>
       <w:r>
         <w:rPr>
           <w:lang w:val="hi_IN" w:bidi="hi_IN"/>
         </w:rPr>
         <w:t xml:space="preserve">; </w:t>
       </w:r>
-      <w:hyperlink r:id="rId35">
-        <w:r>
-          <w:rPr>
-            <w:lang w:val="hi_IN" w:bidi="hi_IN"/>
-          </w:rPr>
-          <w:rPr>
-            <w:color w:val="0000EE"/>
-            <w:u w:val="single"/>
-          </w:rPr>
-          <w:t>25:2</w:t>
-        </w:r>
-      </w:hyperlink>
+      <w:r>
+        <w:rPr>
+          <w:lang w:val="hi_IN" w:bidi="hi_IN"/>
+        </w:rPr>
+        <w:t>25:2</w:t>
+      </w:r>
       <w:r>
         <w:rPr>
           <w:lang w:val="hi_IN" w:bidi="hi_IN"/>
         </w:rPr>
         <w:t>)। नए नियम में, याकूब परमेश्वर और परमेश्वर की व्यवस्था के विरुद्ध अपराधों के बारे में बात करते हैं (</w:t>
       </w:r>
-      <w:hyperlink r:id="rId36">
-        <w:r>
-          <w:rPr>
-            <w:lang w:val="hi_IN" w:bidi="hi_IN"/>
-          </w:rPr>
-          <w:rPr>
-            <w:color w:val="0000EE"/>
-            <w:u w:val="single"/>
-          </w:rPr>
-          <w:t>याकूब 2:10</w:t>
-        </w:r>
-      </w:hyperlink>
+      <w:r>
+        <w:rPr>
+          <w:lang w:val="hi_IN" w:bidi="hi_IN"/>
+        </w:rPr>
+        <w:t>याकूब 2:10</w:t>
+      </w:r>
       <w:r>
         <w:rPr>
           <w:lang w:val="hi_IN" w:bidi="hi_IN"/>
         </w:rPr>
         <w:t xml:space="preserve">; </w:t>
       </w:r>
-      <w:hyperlink r:id="rId37">
-        <w:r>
-          <w:rPr>
-            <w:lang w:val="hi_IN" w:bidi="hi_IN"/>
-          </w:rPr>
-          <w:rPr>
-            <w:color w:val="0000EE"/>
-            <w:u w:val="single"/>
-          </w:rPr>
-          <w:t>3:2</w:t>
-        </w:r>
-      </w:hyperlink>
+      <w:r>
+        <w:rPr>
+          <w:lang w:val="hi_IN" w:bidi="hi_IN"/>
+        </w:rPr>
+        <w:t>3:2</w:t>
+      </w:r>
       <w:r>
         <w:rPr>
           <w:lang w:val="hi_IN" w:bidi="hi_IN"/>
@@ -1239,18 +1083,12 @@
         </w:rPr>
         <w:t xml:space="preserve"> (</w:t>
       </w:r>
-      <w:hyperlink r:id="rId38">
-        <w:r>
-          <w:rPr>
-            <w:lang w:val="hi_IN" w:bidi="hi_IN"/>
-          </w:rPr>
-          <w:rPr>
-            <w:color w:val="0000EE"/>
-            <w:u w:val="single"/>
-          </w:rPr>
-          <w:t>उत्पत्ति 20:9</w:t>
-        </w:r>
-      </w:hyperlink>
+      <w:r>
+        <w:rPr>
+          <w:lang w:val="hi_IN" w:bidi="hi_IN"/>
+        </w:rPr>
+        <w:t>उत्पत्ति 20:9</w:t>
+      </w:r>
       <w:r>
         <w:rPr>
           <w:lang w:val="hi_IN" w:bidi="hi_IN"/>
@@ -1293,72 +1131,48 @@
         </w:rPr>
         <w:t xml:space="preserve"> (</w:t>
       </w:r>
-      <w:hyperlink r:id="rId39">
-        <w:r>
-          <w:rPr>
-            <w:lang w:val="hi_IN" w:bidi="hi_IN"/>
-          </w:rPr>
-          <w:rPr>
-            <w:color w:val="0000EE"/>
-            <w:u w:val="single"/>
-          </w:rPr>
-          <w:t>उत्पत्ति 40:1</w:t>
-        </w:r>
-      </w:hyperlink>
+      <w:r>
+        <w:rPr>
+          <w:lang w:val="hi_IN" w:bidi="hi_IN"/>
+        </w:rPr>
+        <w:t>उत्पत्ति 40:1</w:t>
+      </w:r>
       <w:r>
         <w:rPr>
           <w:lang w:val="hi_IN" w:bidi="hi_IN"/>
         </w:rPr>
         <w:t xml:space="preserve">)। कभी-कभी, अपराध केवल आरोपित होता है, और कोई वास्तविक गलत नहीं किया गया था (उदाहरण के लिए, </w:t>
       </w:r>
-      <w:hyperlink r:id="rId40">
-        <w:r>
-          <w:rPr>
-            <w:lang w:val="hi_IN" w:bidi="hi_IN"/>
-          </w:rPr>
-          <w:rPr>
-            <w:color w:val="0000EE"/>
-            <w:u w:val="single"/>
-          </w:rPr>
-          <w:t>उत्पत्ति 31:36</w:t>
-        </w:r>
-      </w:hyperlink>
+      <w:r>
+        <w:rPr>
+          <w:lang w:val="hi_IN" w:bidi="hi_IN"/>
+        </w:rPr>
+        <w:t>उत्पत्ति 31:36</w:t>
+      </w:r>
       <w:r>
         <w:rPr>
           <w:lang w:val="hi_IN" w:bidi="hi_IN"/>
         </w:rPr>
         <w:t xml:space="preserve">; </w:t>
       </w:r>
-      <w:hyperlink r:id="rId41">
-        <w:r>
-          <w:rPr>
-            <w:lang w:val="hi_IN" w:bidi="hi_IN"/>
-          </w:rPr>
-          <w:rPr>
-            <w:color w:val="0000EE"/>
-            <w:u w:val="single"/>
-          </w:rPr>
-          <w:t>2 राजा 18:14</w:t>
-        </w:r>
-      </w:hyperlink>
+      <w:r>
+        <w:rPr>
+          <w:lang w:val="hi_IN" w:bidi="hi_IN"/>
+        </w:rPr>
+        <w:t>2 राजा 18:14</w:t>
+      </w:r>
       <w:r>
         <w:rPr>
           <w:lang w:val="hi_IN" w:bidi="hi_IN"/>
         </w:rPr>
         <w:t xml:space="preserve">; </w:t>
       </w:r>
-      <w:hyperlink r:id="rId42">
-        <w:r>
-          <w:rPr>
-            <w:lang w:val="hi_IN" w:bidi="hi_IN"/>
-          </w:rPr>
-          <w:rPr>
-            <w:color w:val="0000EE"/>
-            <w:u w:val="single"/>
-          </w:rPr>
-          <w:t>यिर्मयाह 37:18</w:t>
-        </w:r>
-      </w:hyperlink>
+      <w:r>
+        <w:rPr>
+          <w:lang w:val="hi_IN" w:bidi="hi_IN"/>
+        </w:rPr>
+        <w:t>यिर्मयाह 37:18</w:t>
+      </w:r>
       <w:r>
         <w:rPr>
           <w:lang w:val="hi_IN" w:bidi="hi_IN"/>
@@ -1377,18 +1191,12 @@
         </w:rPr>
         <w:t>” (</w:t>
       </w:r>
-      <w:hyperlink r:id="rId43">
-        <w:r>
-          <w:rPr>
-            <w:lang w:val="hi_IN" w:bidi="hi_IN"/>
-          </w:rPr>
-          <w:rPr>
-            <w:color w:val="0000EE"/>
-            <w:u w:val="single"/>
-          </w:rPr>
-          <w:t>प्रेरितों के काम 25:8</w:t>
-        </w:r>
-      </w:hyperlink>
+      <w:r>
+        <w:rPr>
+          <w:lang w:val="hi_IN" w:bidi="hi_IN"/>
+        </w:rPr>
+        <w:t>प्रेरितों के काम 25:8</w:t>
+      </w:r>
       <w:r>
         <w:rPr>
           <w:lang w:val="hi_IN" w:bidi="hi_IN"/>
@@ -1409,18 +1217,12 @@
         </w:rPr>
         <w:t>बाइबल यह भी सिखाती है कि परमेश्वर और लोगों के विरुद्ध वास्तविक अपराधों को कैसे सम्भालना चाहिए। अपराधों को अभिस्वीकृत और स्वीकार करना चाहिए (</w:t>
       </w:r>
-      <w:hyperlink r:id="rId44">
-        <w:r>
-          <w:rPr>
-            <w:lang w:val="hi_IN" w:bidi="hi_IN"/>
-          </w:rPr>
-          <w:rPr>
-            <w:color w:val="0000EE"/>
-            <w:u w:val="single"/>
-          </w:rPr>
-          <w:t>होशे 5:15</w:t>
-        </w:r>
-      </w:hyperlink>
+      <w:r>
+        <w:rPr>
+          <w:lang w:val="hi_IN" w:bidi="hi_IN"/>
+        </w:rPr>
+        <w:t>होशे 5:15</w:t>
+      </w:r>
       <w:r>
         <w:rPr>
           <w:lang w:val="hi_IN" w:bidi="hi_IN"/>
@@ -1439,108 +1241,72 @@
         </w:rPr>
         <w:t>” (</w:t>
       </w:r>
-      <w:hyperlink r:id="rId45">
-        <w:r>
-          <w:rPr>
-            <w:lang w:val="hi_IN" w:bidi="hi_IN"/>
-          </w:rPr>
-          <w:rPr>
-            <w:color w:val="0000EE"/>
-            <w:u w:val="single"/>
-          </w:rPr>
-          <w:t>अय्यूब 34:31</w:t>
-        </w:r>
-      </w:hyperlink>
+      <w:r>
+        <w:rPr>
+          <w:lang w:val="hi_IN" w:bidi="hi_IN"/>
+        </w:rPr>
+        <w:t>अय्यूब 34:31</w:t>
+      </w:r>
       <w:r>
         <w:rPr>
           <w:lang w:val="hi_IN" w:bidi="hi_IN"/>
         </w:rPr>
         <w:t>)। हमें अपराधों के लिए सुधार करना चाहिए और दूसरों के अपराधों को क्षमा करना चाहिए (</w:t>
       </w:r>
-      <w:hyperlink r:id="rId46">
-        <w:r>
-          <w:rPr>
-            <w:lang w:val="hi_IN" w:bidi="hi_IN"/>
-          </w:rPr>
-          <w:rPr>
-            <w:color w:val="0000EE"/>
-            <w:u w:val="single"/>
-          </w:rPr>
-          <w:t>सभोपदेशक 10:4</w:t>
-        </w:r>
-      </w:hyperlink>
+      <w:r>
+        <w:rPr>
+          <w:lang w:val="hi_IN" w:bidi="hi_IN"/>
+        </w:rPr>
+        <w:t>सभोपदेशक 10:4</w:t>
+      </w:r>
       <w:r>
         <w:rPr>
           <w:lang w:val="hi_IN" w:bidi="hi_IN"/>
         </w:rPr>
         <w:t xml:space="preserve">; </w:t>
       </w:r>
-      <w:hyperlink r:id="rId47">
-        <w:r>
-          <w:rPr>
-            <w:lang w:val="hi_IN" w:bidi="hi_IN"/>
-          </w:rPr>
-          <w:rPr>
-            <w:color w:val="0000EE"/>
-            <w:u w:val="single"/>
-          </w:rPr>
-          <w:t>नीतिवचन 17:9</w:t>
-        </w:r>
-      </w:hyperlink>
+      <w:r>
+        <w:rPr>
+          <w:lang w:val="hi_IN" w:bidi="hi_IN"/>
+        </w:rPr>
+        <w:t>नीतिवचन 17:9</w:t>
+      </w:r>
       <w:r>
         <w:rPr>
           <w:lang w:val="hi_IN" w:bidi="hi_IN"/>
         </w:rPr>
         <w:t xml:space="preserve">; </w:t>
       </w:r>
-      <w:hyperlink r:id="rId48">
-        <w:r>
-          <w:rPr>
-            <w:lang w:val="hi_IN" w:bidi="hi_IN"/>
-          </w:rPr>
-          <w:rPr>
-            <w:color w:val="0000EE"/>
-            <w:u w:val="single"/>
-          </w:rPr>
-          <w:t>19:11</w:t>
-        </w:r>
-      </w:hyperlink>
+      <w:r>
+        <w:rPr>
+          <w:lang w:val="hi_IN" w:bidi="hi_IN"/>
+        </w:rPr>
+        <w:t>19:11</w:t>
+      </w:r>
       <w:r>
         <w:rPr>
           <w:lang w:val="hi_IN" w:bidi="hi_IN"/>
         </w:rPr>
         <w:t>)। यीशु मसीह हमारे अपराधों के लिए मरे (</w:t>
       </w:r>
-      <w:hyperlink r:id="rId49">
-        <w:r>
-          <w:rPr>
-            <w:lang w:val="hi_IN" w:bidi="hi_IN"/>
-          </w:rPr>
-          <w:rPr>
-            <w:color w:val="0000EE"/>
-            <w:u w:val="single"/>
-          </w:rPr>
-          <w:t>रोमियों 4:25</w:t>
-        </w:r>
-      </w:hyperlink>
+      <w:r>
+        <w:rPr>
+          <w:lang w:val="hi_IN" w:bidi="hi_IN"/>
+        </w:rPr>
+        <w:t>रोमियों 4:25</w:t>
+      </w:r>
       <w:r>
         <w:rPr>
           <w:lang w:val="hi_IN" w:bidi="hi_IN"/>
         </w:rPr>
         <w:t xml:space="preserve">; </w:t>
       </w:r>
-      <w:hyperlink r:id="rId50">
-        <w:r>
-          <w:rPr>
-            <w:lang w:val="hi_IN" w:bidi="hi_IN"/>
-          </w:rPr>
-          <w:rPr>
-            <w:color w:val="0000EE"/>
-            <w:u w:val="single"/>
-          </w:rPr>
-          <w:t>5:15–21</w:t>
-        </w:r>
-      </w:hyperlink>
+      <w:r>
+        <w:rPr>
+          <w:lang w:val="hi_IN" w:bidi="hi_IN"/>
+        </w:rPr>
+        <w:t>5:15–21</w:t>
+      </w:r>
       <w:r>
         <w:rPr>
           <w:lang w:val="hi_IN" w:bidi="hi_IN"/>
@@ -1601,36 +1367,24 @@
         </w:rPr>
         <w:t>: किसी व्यक्ति के भीतर कुछ ऐसा हो सकता है जो उन्हें ठोकर खाने का कारण बनता है। यीशु ने इसकी गम्भीरता पर जोर दिया और इसे रोकने के लिए अत्यधिक उपाय करने का सुझाव दिया (</w:t>
       </w:r>
-      <w:hyperlink r:id="rId51">
-        <w:r>
-          <w:rPr>
-            <w:lang w:val="hi_IN" w:bidi="hi_IN"/>
-          </w:rPr>
-          <w:rPr>
-            <w:color w:val="0000EE"/>
-            <w:u w:val="single"/>
-          </w:rPr>
-          <w:t>मत्ती 5:29–30</w:t>
-        </w:r>
-      </w:hyperlink>
+      <w:r>
+        <w:rPr>
+          <w:lang w:val="hi_IN" w:bidi="hi_IN"/>
+        </w:rPr>
+        <w:t>मत्ती 5:29–30</w:t>
+      </w:r>
       <w:r>
         <w:rPr>
           <w:lang w:val="hi_IN" w:bidi="hi_IN"/>
         </w:rPr>
         <w:t xml:space="preserve">; </w:t>
       </w:r>
-      <w:hyperlink r:id="rId52">
-        <w:r>
-          <w:rPr>
-            <w:lang w:val="hi_IN" w:bidi="hi_IN"/>
-          </w:rPr>
-          <w:rPr>
-            <w:color w:val="0000EE"/>
-            <w:u w:val="single"/>
-          </w:rPr>
-          <w:t>18:8–9</w:t>
-        </w:r>
-      </w:hyperlink>
+      <w:r>
+        <w:rPr>
+          <w:lang w:val="hi_IN" w:bidi="hi_IN"/>
+        </w:rPr>
+        <w:t>18:8–9</w:t>
+      </w:r>
       <w:r>
         <w:rPr>
           <w:lang w:val="hi_IN" w:bidi="hi_IN"/>
@@ -1674,18 +1428,12 @@
         </w:rPr>
         <w:t>!" (</w:t>
       </w:r>
-      <w:hyperlink r:id="rId53">
-        <w:r>
-          <w:rPr>
-            <w:lang w:val="hi_IN" w:bidi="hi_IN"/>
-          </w:rPr>
-          <w:rPr>
-            <w:color w:val="0000EE"/>
-            <w:u w:val="single"/>
-          </w:rPr>
-          <w:t>मत्ती 18:7</w:t>
-        </w:r>
-      </w:hyperlink>
+      <w:r>
+        <w:rPr>
+          <w:lang w:val="hi_IN" w:bidi="hi_IN"/>
+        </w:rPr>
+        <w:t>मत्ती 18:7</w:t>
+      </w:r>
       <w:r>
         <w:rPr>
           <w:lang w:val="hi_IN" w:bidi="hi_IN"/>
@@ -1704,18 +1452,12 @@
         </w:rPr>
         <w:t xml:space="preserve"> (</w:t>
       </w:r>
-      <w:hyperlink r:id="rId54">
-        <w:r>
-          <w:rPr>
-            <w:lang w:val="hi_IN" w:bidi="hi_IN"/>
-          </w:rPr>
-          <w:rPr>
-            <w:color w:val="0000EE"/>
-            <w:u w:val="single"/>
-          </w:rPr>
-          <w:t>रोमियों 14:13</w:t>
-        </w:r>
-      </w:hyperlink>
+      <w:r>
+        <w:rPr>
+          <w:lang w:val="hi_IN" w:bidi="hi_IN"/>
+        </w:rPr>
+        <w:t>रोमियों 14:13</w:t>
+      </w:r>
       <w:r>
         <w:rPr>
           <w:lang w:val="hi_IN" w:bidi="hi_IN"/>
@@ -1758,54 +1500,36 @@
         </w:rPr>
         <w:t>" (</w:t>
       </w:r>
-      <w:hyperlink r:id="rId55">
-        <w:r>
-          <w:rPr>
-            <w:lang w:val="hi_IN" w:bidi="hi_IN"/>
-          </w:rPr>
-          <w:rPr>
-            <w:color w:val="0000EE"/>
-            <w:u w:val="single"/>
-          </w:rPr>
-          <w:t>रोमियों 14:20–21</w:t>
-        </w:r>
-      </w:hyperlink>
+      <w:r>
+        <w:rPr>
+          <w:lang w:val="hi_IN" w:bidi="hi_IN"/>
+        </w:rPr>
+        <w:t>रोमियों 14:20–21</w:t>
+      </w:r>
       <w:r>
         <w:rPr>
           <w:lang w:val="hi_IN" w:bidi="hi_IN"/>
         </w:rPr>
         <w:t xml:space="preserve">; तुलना करें </w:t>
       </w:r>
-      <w:hyperlink r:id="rId56">
-        <w:r>
-          <w:rPr>
-            <w:lang w:val="hi_IN" w:bidi="hi_IN"/>
-          </w:rPr>
-          <w:rPr>
-            <w:color w:val="0000EE"/>
-            <w:u w:val="single"/>
-          </w:rPr>
-          <w:t>1 कुरिन्थियों 10:32</w:t>
-        </w:r>
-      </w:hyperlink>
+      <w:r>
+        <w:rPr>
+          <w:lang w:val="hi_IN" w:bidi="hi_IN"/>
+        </w:rPr>
+        <w:t>1 कुरिन्थियों 10:32</w:t>
+      </w:r>
       <w:r>
         <w:rPr>
           <w:lang w:val="hi_IN" w:bidi="hi_IN"/>
         </w:rPr>
         <w:t xml:space="preserve">; </w:t>
       </w:r>
-      <w:hyperlink r:id="rId57">
-        <w:r>
-          <w:rPr>
-            <w:lang w:val="hi_IN" w:bidi="hi_IN"/>
-          </w:rPr>
-          <w:rPr>
-            <w:color w:val="0000EE"/>
-            <w:u w:val="single"/>
-          </w:rPr>
-          <w:t>2 कुरिन्थियों 6:3</w:t>
-        </w:r>
-      </w:hyperlink>
+      <w:r>
+        <w:rPr>
+          <w:lang w:val="hi_IN" w:bidi="hi_IN"/>
+        </w:rPr>
+        <w:t>2 कुरिन्थियों 6:3</w:t>
+      </w:r>
       <w:r>
         <w:rPr>
           <w:lang w:val="hi_IN" w:bidi="hi_IN"/>
@@ -1849,108 +1573,72 @@
         </w:rPr>
         <w:t>” (</w:t>
       </w:r>
-      <w:hyperlink r:id="rId58">
-        <w:r>
-          <w:rPr>
-            <w:lang w:val="hi_IN" w:bidi="hi_IN"/>
-          </w:rPr>
-          <w:rPr>
-            <w:color w:val="0000EE"/>
-            <w:u w:val="single"/>
-          </w:rPr>
-          <w:t>यशायाह 8:14</w:t>
-        </w:r>
-      </w:hyperlink>
+      <w:r>
+        <w:rPr>
+          <w:lang w:val="hi_IN" w:bidi="hi_IN"/>
+        </w:rPr>
+        <w:t>यशायाह 8:14</w:t>
+      </w:r>
       <w:r>
         <w:rPr>
           <w:lang w:val="hi_IN" w:bidi="hi_IN"/>
         </w:rPr>
         <w:t>) क्योंकि लोग हमेशा उनकी मांगों और उनमें विश्वास के मार्ग को स्वीकार नहीं करेंगे। नया नियम इन शब्दों को मसीह के सुसमाचार की आपत्ति के लिए लागू करता है (</w:t>
       </w:r>
-      <w:hyperlink r:id="rId59">
-        <w:r>
-          <w:rPr>
-            <w:lang w:val="hi_IN" w:bidi="hi_IN"/>
-          </w:rPr>
-          <w:rPr>
-            <w:color w:val="0000EE"/>
-            <w:u w:val="single"/>
-          </w:rPr>
-          <w:t>रोमियों 9:32–33</w:t>
-        </w:r>
-      </w:hyperlink>
+      <w:r>
+        <w:rPr>
+          <w:lang w:val="hi_IN" w:bidi="hi_IN"/>
+        </w:rPr>
+        <w:t>रोमियों 9:32–33</w:t>
+      </w:r>
       <w:r>
         <w:rPr>
           <w:lang w:val="hi_IN" w:bidi="hi_IN"/>
         </w:rPr>
         <w:t xml:space="preserve">; </w:t>
       </w:r>
-      <w:hyperlink r:id="rId60">
-        <w:r>
-          <w:rPr>
-            <w:lang w:val="hi_IN" w:bidi="hi_IN"/>
-          </w:rPr>
-          <w:rPr>
-            <w:color w:val="0000EE"/>
-            <w:u w:val="single"/>
-          </w:rPr>
-          <w:t>1 पतरस 2:8</w:t>
-        </w:r>
-      </w:hyperlink>
+      <w:r>
+        <w:rPr>
+          <w:lang w:val="hi_IN" w:bidi="hi_IN"/>
+        </w:rPr>
+        <w:t>1 पतरस 2:8</w:t>
+      </w:r>
       <w:r>
         <w:rPr>
           <w:lang w:val="hi_IN" w:bidi="hi_IN"/>
         </w:rPr>
         <w:t>)। अपने सेवाकाल के दौरान, लोग यीशु से प्रभावित हुए—उनके विनम्र जन्म से (</w:t>
       </w:r>
-      <w:hyperlink r:id="rId61">
-        <w:r>
-          <w:rPr>
-            <w:lang w:val="hi_IN" w:bidi="hi_IN"/>
-          </w:rPr>
-          <w:rPr>
-            <w:color w:val="0000EE"/>
-            <w:u w:val="single"/>
-          </w:rPr>
-          <w:t>मत्ती 13:57</w:t>
-        </w:r>
-      </w:hyperlink>
+      <w:r>
+        <w:rPr>
+          <w:lang w:val="hi_IN" w:bidi="hi_IN"/>
+        </w:rPr>
+        <w:t>मत्ती 13:57</w:t>
+      </w:r>
       <w:r>
         <w:rPr>
           <w:lang w:val="hi_IN" w:bidi="hi_IN"/>
         </w:rPr>
         <w:t>), जो उन्होंने कहा और किया उससे (</w:t>
       </w:r>
-      <w:hyperlink r:id="rId62">
-        <w:r>
-          <w:rPr>
-            <w:lang w:val="hi_IN" w:bidi="hi_IN"/>
-          </w:rPr>
-          <w:rPr>
-            <w:color w:val="0000EE"/>
-            <w:u w:val="single"/>
-          </w:rPr>
-          <w:t>मत्ती 15:12</w:t>
-        </w:r>
-      </w:hyperlink>
+      <w:r>
+        <w:rPr>
+          <w:lang w:val="hi_IN" w:bidi="hi_IN"/>
+        </w:rPr>
+        <w:t>मत्ती 15:12</w:t>
+      </w:r>
       <w:r>
         <w:rPr>
           <w:lang w:val="hi_IN" w:bidi="hi_IN"/>
         </w:rPr>
         <w:t>), या उनका अनुसरण करने की कीमत के कारण (</w:t>
       </w:r>
-      <w:hyperlink r:id="rId63">
-        <w:r>
-          <w:rPr>
-            <w:lang w:val="hi_IN" w:bidi="hi_IN"/>
-          </w:rPr>
-          <w:rPr>
-            <w:color w:val="0000EE"/>
-            <w:u w:val="single"/>
-          </w:rPr>
-          <w:t>मत्ती 13:21</w:t>
-        </w:r>
-      </w:hyperlink>
+      <w:r>
+        <w:rPr>
+          <w:lang w:val="hi_IN" w:bidi="hi_IN"/>
+        </w:rPr>
+        <w:t>मत्ती 13:21</w:t>
+      </w:r>
       <w:r>
         <w:rPr>
           <w:lang w:val="hi_IN" w:bidi="hi_IN"/>
@@ -1993,72 +1681,48 @@
         </w:rPr>
         <w:t>हुए और दूर चले गए (</w:t>
       </w:r>
-      <w:hyperlink r:id="rId64">
-        <w:r>
-          <w:rPr>
-            <w:lang w:val="hi_IN" w:bidi="hi_IN"/>
-          </w:rPr>
-          <w:rPr>
-            <w:color w:val="0000EE"/>
-            <w:u w:val="single"/>
-          </w:rPr>
-          <w:t>यूहन्ना 6:61</w:t>
-        </w:r>
-      </w:hyperlink>
+      <w:r>
+        <w:rPr>
+          <w:lang w:val="hi_IN" w:bidi="hi_IN"/>
+        </w:rPr>
+        <w:t>यूहन्ना 6:61</w:t>
+      </w:r>
       <w:r>
         <w:rPr>
           <w:lang w:val="hi_IN" w:bidi="hi_IN"/>
         </w:rPr>
         <w:t>)। अन्ततः, सभी अप्रसन्न हुए और उनसे विमुख हो गए (</w:t>
       </w:r>
-      <w:hyperlink r:id="rId65">
-        <w:r>
-          <w:rPr>
-            <w:lang w:val="hi_IN" w:bidi="hi_IN"/>
-          </w:rPr>
-          <w:rPr>
-            <w:color w:val="0000EE"/>
-            <w:u w:val="single"/>
-          </w:rPr>
-          <w:t>मत्ती 26:31, 56</w:t>
-        </w:r>
-      </w:hyperlink>
+      <w:r>
+        <w:rPr>
+          <w:lang w:val="hi_IN" w:bidi="hi_IN"/>
+        </w:rPr>
+        <w:t>मत्ती 26:31, 56</w:t>
+      </w:r>
       <w:r>
         <w:rPr>
           <w:lang w:val="hi_IN" w:bidi="hi_IN"/>
         </w:rPr>
         <w:t>)। पौलुस ने मसीह के क्रूस के प्रचार में आपत्ति की बात की। वह एक ऐसा संदेश प्रचार करके उत्पीड़न से बच सकते थे जिससे किसी को ठेस न पहुँचे (</w:t>
       </w:r>
-      <w:hyperlink r:id="rId66">
-        <w:r>
-          <w:rPr>
-            <w:lang w:val="hi_IN" w:bidi="hi_IN"/>
-          </w:rPr>
-          <w:rPr>
-            <w:color w:val="0000EE"/>
-            <w:u w:val="single"/>
-          </w:rPr>
-          <w:t>गलातियों 5:11</w:t>
-        </w:r>
-      </w:hyperlink>
+      <w:r>
+        <w:rPr>
+          <w:lang w:val="hi_IN" w:bidi="hi_IN"/>
+        </w:rPr>
+        <w:t>गलातियों 5:11</w:t>
+      </w:r>
       <w:r>
         <w:rPr>
           <w:lang w:val="hi_IN" w:bidi="hi_IN"/>
         </w:rPr>
         <w:t>)। उन्होंने क्रूस का प्रचार करना चुना, भले ही यह यहूदियों के लिए ठोकर का कारण और अन्यजातियों के लिए मूर्खता था (</w:t>
       </w:r>
-      <w:hyperlink r:id="rId67">
-        <w:r>
-          <w:rPr>
-            <w:lang w:val="hi_IN" w:bidi="hi_IN"/>
-          </w:rPr>
-          <w:rPr>
-            <w:color w:val="0000EE"/>
-            <w:u w:val="single"/>
-          </w:rPr>
-          <w:t>1 कुरिन्थियों 1:23</w:t>
-        </w:r>
-      </w:hyperlink>
+      <w:r>
+        <w:rPr>
+          <w:lang w:val="hi_IN" w:bidi="hi_IN"/>
+        </w:rPr>
+        <w:t>1 कुरिन्थियों 1:23</w:t>
+      </w:r>
       <w:r>
         <w:rPr>
           <w:lang w:val="hi_IN" w:bidi="hi_IN"/>
@@ -2160,36 +1824,24 @@
         </w:rPr>
         <w:t xml:space="preserve">यह वाक्यांश </w:t>
       </w:r>
-      <w:hyperlink r:id="rId68">
-        <w:r>
-          <w:rPr>
-            <w:lang w:val="hi_IN" w:bidi="hi_IN"/>
-          </w:rPr>
-          <w:rPr>
-            <w:color w:val="0000EE"/>
-            <w:u w:val="single"/>
-          </w:rPr>
-          <w:t>लैव्यव्यवस्था 19:14</w:t>
-        </w:r>
-      </w:hyperlink>
+      <w:r>
+        <w:rPr>
+          <w:lang w:val="hi_IN" w:bidi="hi_IN"/>
+        </w:rPr>
+        <w:t>लैव्यव्यवस्था 19:14</w:t>
+      </w:r>
       <w:r>
         <w:rPr>
           <w:lang w:val="hi_IN" w:bidi="hi_IN"/>
         </w:rPr>
         <w:t xml:space="preserve"> में शाब्दिक रूप से उपयोग किया गया है, जहाँ इस्राएल के लोगों को चेतावनी दी जाती है कि वे “अंधों के सामने ठोकर का पत्थर न रखें,” बल्कि “प्रभु अपने परमेश्वर का भय मानें।” एक अलग रूपक उपयोग </w:t>
       </w:r>
-      <w:hyperlink r:id="rId69">
-        <w:r>
-          <w:rPr>
-            <w:lang w:val="hi_IN" w:bidi="hi_IN"/>
-          </w:rPr>
-          <w:rPr>
-            <w:color w:val="0000EE"/>
-            <w:u w:val="single"/>
-          </w:rPr>
-          <w:t>यिर्मयाह 6:21</w:t>
-        </w:r>
-      </w:hyperlink>
+      <w:r>
+        <w:rPr>
+          <w:lang w:val="hi_IN" w:bidi="hi_IN"/>
+        </w:rPr>
+        <w:t>यिर्मयाह 6:21</w:t>
+      </w:r>
       <w:r>
         <w:rPr>
           <w:lang w:val="hi_IN" w:bidi="hi_IN"/>
@@ -2222,54 +1874,36 @@
         </w:rPr>
         <w:t>” (</w:t>
       </w:r>
-      <w:hyperlink r:id="rId70">
-        <w:r>
-          <w:rPr>
-            <w:lang w:val="hi_IN" w:bidi="hi_IN"/>
-          </w:rPr>
-          <w:rPr>
-            <w:color w:val="0000EE"/>
-            <w:u w:val="single"/>
-          </w:rPr>
-          <w:t>यहेज 14:3</w:t>
-        </w:r>
-      </w:hyperlink>
+      <w:r>
+        <w:rPr>
+          <w:lang w:val="hi_IN" w:bidi="hi_IN"/>
+        </w:rPr>
+        <w:t>यहेज 14:3</w:t>
+      </w:r>
       <w:r>
         <w:rPr>
           <w:lang w:val="hi_IN" w:bidi="hi_IN"/>
         </w:rPr>
         <w:t xml:space="preserve">; साथ ही </w:t>
       </w:r>
-      <w:hyperlink r:id="rId71">
-        <w:r>
-          <w:rPr>
-            <w:lang w:val="hi_IN" w:bidi="hi_IN"/>
-          </w:rPr>
-          <w:rPr>
-            <w:color w:val="0000EE"/>
-            <w:u w:val="single"/>
-          </w:rPr>
-          <w:t>7:19</w:t>
-        </w:r>
-      </w:hyperlink>
+      <w:r>
+        <w:rPr>
+          <w:lang w:val="hi_IN" w:bidi="hi_IN"/>
+        </w:rPr>
+        <w:t>7:19</w:t>
+      </w:r>
       <w:r>
         <w:rPr>
           <w:lang w:val="hi_IN" w:bidi="hi_IN"/>
         </w:rPr>
         <w:t xml:space="preserve">; </w:t>
       </w:r>
-      <w:hyperlink r:id="rId72">
-        <w:r>
-          <w:rPr>
-            <w:lang w:val="hi_IN" w:bidi="hi_IN"/>
-          </w:rPr>
-          <w:rPr>
-            <w:color w:val="0000EE"/>
-            <w:u w:val="single"/>
-          </w:rPr>
-          <w:t>44:12</w:t>
-        </w:r>
-      </w:hyperlink>
+      <w:r>
+        <w:rPr>
+          <w:lang w:val="hi_IN" w:bidi="hi_IN"/>
+        </w:rPr>
+        <w:t>44:12</w:t>
+      </w:r>
       <w:r>
         <w:rPr>
           <w:lang w:val="hi_IN" w:bidi="hi_IN"/>
@@ -2302,90 +1936,60 @@
         </w:rPr>
         <w:t>" (</w:t>
       </w:r>
-      <w:hyperlink r:id="rId67">
-        <w:r>
-          <w:rPr>
-            <w:lang w:val="hi_IN" w:bidi="hi_IN"/>
-          </w:rPr>
-          <w:rPr>
-            <w:color w:val="0000EE"/>
-            <w:u w:val="single"/>
-          </w:rPr>
-          <w:t>1 कुरि 1:23</w:t>
-        </w:r>
-      </w:hyperlink>
+      <w:r>
+        <w:rPr>
+          <w:lang w:val="hi_IN" w:bidi="hi_IN"/>
+        </w:rPr>
+        <w:t>1 कुरि 1:23</w:t>
+      </w:r>
       <w:r>
         <w:rPr>
           <w:lang w:val="hi_IN" w:bidi="hi_IN"/>
         </w:rPr>
         <w:t xml:space="preserve">; देखें </w:t>
       </w:r>
-      <w:hyperlink r:id="rId73">
-        <w:r>
-          <w:rPr>
-            <w:lang w:val="hi_IN" w:bidi="hi_IN"/>
-          </w:rPr>
-          <w:rPr>
-            <w:color w:val="0000EE"/>
-            <w:u w:val="single"/>
-          </w:rPr>
-          <w:t>रोम 9:31–32</w:t>
-        </w:r>
-      </w:hyperlink>
+      <w:r>
+        <w:rPr>
+          <w:lang w:val="hi_IN" w:bidi="hi_IN"/>
+        </w:rPr>
+        <w:t>रोम 9:31–32</w:t>
+      </w:r>
       <w:r>
         <w:rPr>
           <w:lang w:val="hi_IN" w:bidi="hi_IN"/>
         </w:rPr>
         <w:t xml:space="preserve"> भी)। </w:t>
       </w:r>
-      <w:hyperlink r:id="rId74">
-        <w:r>
-          <w:rPr>
-            <w:lang w:val="hi_IN" w:bidi="hi_IN"/>
-          </w:rPr>
-          <w:rPr>
-            <w:color w:val="0000EE"/>
-            <w:u w:val="single"/>
-          </w:rPr>
-          <w:t>रोमियों 11:11–12</w:t>
-        </w:r>
-      </w:hyperlink>
+      <w:r>
+        <w:rPr>
+          <w:lang w:val="hi_IN" w:bidi="hi_IN"/>
+        </w:rPr>
+        <w:t>रोमियों 11:11–12</w:t>
+      </w:r>
       <w:r>
         <w:rPr>
           <w:lang w:val="hi_IN" w:bidi="hi_IN"/>
         </w:rPr>
         <w:t xml:space="preserve"> में, पौलुस कहते हैं कि यह प्रतिरोध वास्तव में परमेश्वर की योजना का हिस्सा है ताकि वह अपने धन को संसार में फैला सकें। अन्त में, </w:t>
       </w:r>
-      <w:hyperlink r:id="rId75">
-        <w:r>
-          <w:rPr>
-            <w:lang w:val="hi_IN" w:bidi="hi_IN"/>
-          </w:rPr>
-          <w:rPr>
-            <w:color w:val="0000EE"/>
-            <w:u w:val="single"/>
-          </w:rPr>
-          <w:t>1 कुरिन्थियों 8:9</w:t>
-        </w:r>
-      </w:hyperlink>
+      <w:r>
+        <w:rPr>
+          <w:lang w:val="hi_IN" w:bidi="hi_IN"/>
+        </w:rPr>
+        <w:t>1 कुरिन्थियों 8:9</w:t>
+      </w:r>
       <w:r>
         <w:rPr>
           <w:lang w:val="hi_IN" w:bidi="hi_IN"/>
         </w:rPr>
         <w:t xml:space="preserve"> "ठोकर का कारण" का उपयोग कुछ प्रथाओं के बारे में बात करने के लिए करता है जो स्वयं में उपयुक्त हो सकती हैं लेकिन जिनका अनपेक्षित प्रभाव एक कमजोर भाई को ठेस पहुँचाने का हो सकता है (देखें </w:t>
       </w:r>
-      <w:hyperlink r:id="rId54">
-        <w:r>
-          <w:rPr>
-            <w:lang w:val="hi_IN" w:bidi="hi_IN"/>
-          </w:rPr>
-          <w:rPr>
-            <w:color w:val="0000EE"/>
-            <w:u w:val="single"/>
-          </w:rPr>
-          <w:t>रोम 14:13</w:t>
-        </w:r>
-      </w:hyperlink>
+      <w:r>
+        <w:rPr>
+          <w:lang w:val="hi_IN" w:bidi="hi_IN"/>
+        </w:rPr>
+        <w:t>रोम 14:13</w:t>
+      </w:r>
       <w:r>
         <w:rPr>
           <w:lang w:val="hi_IN" w:bidi="hi_IN"/>
